--- a/docs/Design/YEKDB_00-08_Physical_Record_Management.docx
+++ b/docs/Design/YEKDB_00-08_Physical_Record_Management.docx
@@ -11,7 +11,7 @@
         <w:t>YEKDB 00-0</w:t>
       </w:r>
       <w:r>
-        <w:t>6</w:t>
+        <w:t>8</w:t>
       </w:r>
       <w:r>
         <w:br/>
@@ -27,56 +27,12 @@
       <w:pPr>
         <w:jc w:val="center"/>
       </w:pPr>
-      <w:proofErr w:type="spellStart"/>
       <w:r>
         <w:rPr>
           <w:i/>
         </w:rPr>
-        <w:t>Tasarım</w:t>
-      </w:r>
-      <w:proofErr w:type="spellEnd"/>
-      <w:r>
-        <w:rPr>
-          <w:i/>
-        </w:rPr>
-        <w:t xml:space="preserve"> ve </w:t>
-      </w:r>
-      <w:proofErr w:type="spellStart"/>
-      <w:r>
-        <w:rPr>
-          <w:i/>
-        </w:rPr>
-        <w:t>Mimari</w:t>
-      </w:r>
-      <w:proofErr w:type="spellEnd"/>
-      <w:r>
-        <w:rPr>
-          <w:i/>
-        </w:rPr>
-        <w:t xml:space="preserve"> </w:t>
-      </w:r>
-      <w:proofErr w:type="spellStart"/>
-      <w:r>
-        <w:rPr>
-          <w:i/>
-        </w:rPr>
-        <w:t>Açıklama</w:t>
-      </w:r>
-      <w:proofErr w:type="spellEnd"/>
-      <w:r>
-        <w:rPr>
-          <w:i/>
-        </w:rPr>
-        <w:t xml:space="preserve"> </w:t>
-      </w:r>
-      <w:proofErr w:type="spellStart"/>
-      <w:r>
-        <w:rPr>
-          <w:i/>
-        </w:rPr>
-        <w:t>Dokümanı</w:t>
-      </w:r>
-      <w:proofErr w:type="spellEnd"/>
+        <w:t>Tasarım ve Mimari Açıklama Dokümanı</w:t>
+      </w:r>
     </w:p>
     <w:tbl>
       <w:tblPr>
@@ -103,16 +59,8 @@
               <w:rPr>
                 <w:b/>
               </w:rPr>
-              <w:t xml:space="preserve">Ad ve </w:t>
+              <w:t>Ad ve Soyadı</w:t>
             </w:r>
-            <w:proofErr w:type="spellStart"/>
-            <w:r>
-              <w:rPr>
-                <w:b/>
-              </w:rPr>
-              <w:t>Soyadı</w:t>
-            </w:r>
-            <w:proofErr w:type="spellEnd"/>
           </w:p>
         </w:tc>
         <w:tc>
@@ -137,56 +85,12 @@
             <w:vAlign w:val="center"/>
           </w:tcPr>
           <w:p>
-            <w:proofErr w:type="spellStart"/>
             <w:r>
               <w:rPr>
                 <w:b/>
               </w:rPr>
               <w:t>Bölüm</w:t>
             </w:r>
-            <w:proofErr w:type="spellEnd"/>
-          </w:p>
-        </w:tc>
-        <w:tc>
-          <w:tcPr>
-            <w:tcW w:w="4896" w:type="dxa"/>
-            <w:vAlign w:val="center"/>
-          </w:tcPr>
-          <w:p>
-            <w:proofErr w:type="spellStart"/>
-            <w:r>
-              <w:t>Bilgisayar</w:t>
-            </w:r>
-            <w:proofErr w:type="spellEnd"/>
-            <w:r>
-              <w:t xml:space="preserve"> </w:t>
-            </w:r>
-            <w:proofErr w:type="spellStart"/>
-            <w:r>
-              <w:t>Mühendisliği</w:t>
-            </w:r>
-            <w:proofErr w:type="spellEnd"/>
-          </w:p>
-        </w:tc>
-      </w:tr>
-      <w:tr>
-        <w:trPr>
-          <w:jc w:val="center"/>
-        </w:trPr>
-        <w:tc>
-          <w:tcPr>
-            <w:tcW w:w="4896" w:type="dxa"/>
-            <w:vAlign w:val="center"/>
-          </w:tcPr>
-          <w:p>
-            <w:proofErr w:type="spellStart"/>
-            <w:r>
-              <w:rPr>
-                <w:b/>
-              </w:rPr>
-              <w:t>Proje</w:t>
-            </w:r>
-            <w:proofErr w:type="spellEnd"/>
           </w:p>
         </w:tc>
         <w:tc>
@@ -196,23 +100,7 @@
           </w:tcPr>
           <w:p>
             <w:r>
-              <w:t xml:space="preserve">YEKDB - </w:t>
-            </w:r>
-            <w:proofErr w:type="spellStart"/>
-            <w:r>
-              <w:t>Sıfırdan</w:t>
-            </w:r>
-            <w:proofErr w:type="spellEnd"/>
-            <w:r>
-              <w:t xml:space="preserve"> </w:t>
-            </w:r>
-            <w:proofErr w:type="spellStart"/>
-            <w:r>
-              <w:t>Veritabanı</w:t>
-            </w:r>
-            <w:proofErr w:type="spellEnd"/>
-            <w:r>
-              <w:t xml:space="preserve"> Yönetim Sistemi</w:t>
+              <w:t>Bilgisayar Mühendisliği</w:t>
             </w:r>
           </w:p>
         </w:tc>
@@ -227,19 +115,41 @@
             <w:vAlign w:val="center"/>
           </w:tcPr>
           <w:p>
-            <w:proofErr w:type="spellStart"/>
             <w:r>
               <w:rPr>
                 <w:b/>
               </w:rPr>
-              <w:t>Doküman</w:t>
+              <w:t>Proje</w:t>
             </w:r>
-            <w:proofErr w:type="spellEnd"/>
+          </w:p>
+        </w:tc>
+        <w:tc>
+          <w:tcPr>
+            <w:tcW w:w="4896" w:type="dxa"/>
+            <w:vAlign w:val="center"/>
+          </w:tcPr>
+          <w:p>
+            <w:r>
+              <w:t>YEKDB - Sıfırdan Veritabanı Yönetim Sistemi</w:t>
+            </w:r>
+          </w:p>
+        </w:tc>
+      </w:tr>
+      <w:tr>
+        <w:trPr>
+          <w:jc w:val="center"/>
+        </w:trPr>
+        <w:tc>
+          <w:tcPr>
+            <w:tcW w:w="4896" w:type="dxa"/>
+            <w:vAlign w:val="center"/>
+          </w:tcPr>
+          <w:p>
             <w:r>
               <w:rPr>
                 <w:b/>
               </w:rPr>
-              <w:t xml:space="preserve"> Kodu</w:t>
+              <w:t>Doküman Kodu</w:t>
             </w:r>
           </w:p>
         </w:tc>
@@ -268,14 +178,12 @@
             <w:vAlign w:val="center"/>
           </w:tcPr>
           <w:p>
-            <w:proofErr w:type="spellStart"/>
             <w:r>
               <w:rPr>
                 <w:b/>
               </w:rPr>
               <w:t>Aşama</w:t>
             </w:r>
-            <w:proofErr w:type="spellEnd"/>
           </w:p>
         </w:tc>
         <w:tc>
@@ -341,57 +249,15 @@
         <w:rPr>
           <w:lang w:val="tr-TR"/>
         </w:rPr>
-        <w:t xml:space="preserve">, </w:t>
-      </w:r>
-      <w:proofErr w:type="spellStart"/>
-      <w:r>
-        <w:rPr>
-          <w:lang w:val="tr-TR"/>
-        </w:rPr>
-        <w:t>YEKDB'nin</w:t>
-      </w:r>
-      <w:proofErr w:type="spellEnd"/>
-      <w:r>
-        <w:rPr>
-          <w:lang w:val="tr-TR"/>
-        </w:rPr>
-        <w:t xml:space="preserve"> </w:t>
-      </w:r>
-      <w:proofErr w:type="spellStart"/>
+        <w:t xml:space="preserve">, YEKDB'nin </w:t>
+      </w:r>
       <w:r>
         <w:rPr>
           <w:b/>
           <w:bCs/>
           <w:lang w:val="tr-TR"/>
         </w:rPr>
-        <w:t>Physical</w:t>
-      </w:r>
-      <w:proofErr w:type="spellEnd"/>
-      <w:r>
-        <w:rPr>
-          <w:b/>
-          <w:bCs/>
-          <w:lang w:val="tr-TR"/>
-        </w:rPr>
-        <w:t xml:space="preserve"> </w:t>
-      </w:r>
-      <w:proofErr w:type="spellStart"/>
-      <w:r>
-        <w:rPr>
-          <w:b/>
-          <w:bCs/>
-          <w:lang w:val="tr-TR"/>
-        </w:rPr>
-        <w:t>Record</w:t>
-      </w:r>
-      <w:proofErr w:type="spellEnd"/>
-      <w:r>
-        <w:rPr>
-          <w:b/>
-          <w:bCs/>
-          <w:lang w:val="tr-TR"/>
-        </w:rPr>
-        <w:t xml:space="preserve"> Management</w:t>
+        <w:t>Physical Record Management</w:t>
       </w:r>
       <w:r>
         <w:rPr>
@@ -410,62 +276,20 @@
         <w:rPr>
           <w:lang w:val="tr-TR"/>
         </w:rPr>
-        <w:t xml:space="preserve">Önceki sprintlerde geliştirilen </w:t>
-      </w:r>
-      <w:proofErr w:type="spellStart"/>
-      <w:r>
-        <w:rPr>
-          <w:lang w:val="tr-TR"/>
-        </w:rPr>
-        <w:t>Page</w:t>
-      </w:r>
-      <w:proofErr w:type="spellEnd"/>
-      <w:r>
-        <w:rPr>
-          <w:lang w:val="tr-TR"/>
-        </w:rPr>
-        <w:t xml:space="preserve"> Manager ve Storage Engine altyapısı üzerine inşa edilen bu katman sayesinde sistem artık gerçek verileri fiziksel olarak diske yazabilmekte, okuyabilmekte, güncelleyebilmekte ve mantıksal olarak silebilmektedir.</w:t>
-      </w:r>
-    </w:p>
-    <w:p>
-      <w:pPr>
-        <w:rPr>
-          <w:lang w:val="tr-TR"/>
-        </w:rPr>
-      </w:pPr>
-      <w:r>
-        <w:rPr>
-          <w:lang w:val="tr-TR"/>
-        </w:rPr>
-        <w:t xml:space="preserve">Bu mimari, ilerleyen sprintlerde geliştirilecek Index Manager, SQL </w:t>
-      </w:r>
-      <w:proofErr w:type="spellStart"/>
-      <w:r>
-        <w:rPr>
-          <w:lang w:val="tr-TR"/>
-        </w:rPr>
-        <w:t>Parser</w:t>
-      </w:r>
-      <w:proofErr w:type="spellEnd"/>
-      <w:r>
-        <w:rPr>
-          <w:lang w:val="tr-TR"/>
-        </w:rPr>
-        <w:t xml:space="preserve">, Query Engine ve </w:t>
-      </w:r>
-      <w:proofErr w:type="spellStart"/>
-      <w:r>
-        <w:rPr>
-          <w:lang w:val="tr-TR"/>
-        </w:rPr>
-        <w:t>Transaction</w:t>
-      </w:r>
-      <w:proofErr w:type="spellEnd"/>
-      <w:r>
-        <w:rPr>
-          <w:lang w:val="tr-TR"/>
-        </w:rPr>
-        <w:t xml:space="preserve"> Manager için temel veri erişim katmanını oluşturmaktadır.</w:t>
+        <w:t>Önceki sprintlerde geliştirilen Page Manager ve Storage Engine altyapısı üzerine inşa edilen bu katman sayesinde sistem artık gerçek verileri fiziksel olarak diske yazabilmekte, okuyabilmekte, güncelleyebilmekte ve mantıksal olarak silebilmektedir.</w:t>
+      </w:r>
+    </w:p>
+    <w:p>
+      <w:pPr>
+        <w:rPr>
+          <w:lang w:val="tr-TR"/>
+        </w:rPr>
+      </w:pPr>
+      <w:r>
+        <w:rPr>
+          <w:lang w:val="tr-TR"/>
+        </w:rPr>
+        <w:t>Bu mimari, ilerleyen sprintlerde geliştirilecek Index Manager, SQL Parser, Query Engine ve Transaction Manager için temel veri erişim katmanını oluşturmaktadır.</w:t>
       </w:r>
     </w:p>
     <w:p>
@@ -479,120 +303,20 @@
         <w:rPr>
           <w:lang w:val="tr-TR"/>
         </w:rPr>
-        <w:t xml:space="preserve">2. </w:t>
-      </w:r>
-      <w:proofErr w:type="spellStart"/>
-      <w:r>
-        <w:rPr>
-          <w:lang w:val="tr-TR"/>
-        </w:rPr>
-        <w:t>Physical</w:t>
-      </w:r>
-      <w:proofErr w:type="spellEnd"/>
-      <w:r>
-        <w:rPr>
-          <w:lang w:val="tr-TR"/>
-        </w:rPr>
-        <w:t xml:space="preserve"> </w:t>
-      </w:r>
-      <w:proofErr w:type="spellStart"/>
-      <w:r>
-        <w:rPr>
-          <w:lang w:val="tr-TR"/>
-        </w:rPr>
-        <w:t>Record</w:t>
-      </w:r>
-      <w:proofErr w:type="spellEnd"/>
-      <w:r>
-        <w:rPr>
-          <w:lang w:val="tr-TR"/>
-        </w:rPr>
-        <w:t xml:space="preserve"> </w:t>
-      </w:r>
-      <w:proofErr w:type="spellStart"/>
-      <w:r>
-        <w:rPr>
-          <w:lang w:val="tr-TR"/>
-        </w:rPr>
-        <w:t>Layer</w:t>
-      </w:r>
-      <w:proofErr w:type="spellEnd"/>
-    </w:p>
-    <w:p>
-      <w:pPr>
-        <w:rPr>
-          <w:lang w:val="tr-TR"/>
-        </w:rPr>
-      </w:pPr>
-      <w:proofErr w:type="spellStart"/>
-      <w:r>
-        <w:rPr>
-          <w:lang w:val="tr-TR"/>
-        </w:rPr>
-        <w:t>Physical</w:t>
-      </w:r>
-      <w:proofErr w:type="spellEnd"/>
-      <w:r>
-        <w:rPr>
-          <w:lang w:val="tr-TR"/>
-        </w:rPr>
-        <w:t xml:space="preserve"> </w:t>
-      </w:r>
-      <w:proofErr w:type="spellStart"/>
-      <w:r>
-        <w:rPr>
-          <w:lang w:val="tr-TR"/>
-        </w:rPr>
-        <w:t>Record</w:t>
-      </w:r>
-      <w:proofErr w:type="spellEnd"/>
-      <w:r>
-        <w:rPr>
-          <w:lang w:val="tr-TR"/>
-        </w:rPr>
-        <w:t xml:space="preserve"> </w:t>
-      </w:r>
-      <w:proofErr w:type="spellStart"/>
-      <w:r>
-        <w:rPr>
-          <w:lang w:val="tr-TR"/>
-        </w:rPr>
-        <w:t>Layer</w:t>
-      </w:r>
-      <w:proofErr w:type="spellEnd"/>
-      <w:r>
-        <w:rPr>
-          <w:lang w:val="tr-TR"/>
-        </w:rPr>
-        <w:t>, mantıksal satır (</w:t>
-      </w:r>
-      <w:proofErr w:type="spellStart"/>
-      <w:r>
-        <w:rPr>
-          <w:lang w:val="tr-TR"/>
-        </w:rPr>
-        <w:t>Row</w:t>
-      </w:r>
-      <w:proofErr w:type="spellEnd"/>
-      <w:r>
-        <w:rPr>
-          <w:lang w:val="tr-TR"/>
-        </w:rPr>
-        <w:t>) verilerinin disk üzerinde saklanabilir fiziksel kayıtlara (</w:t>
-      </w:r>
-      <w:proofErr w:type="spellStart"/>
-      <w:r>
-        <w:rPr>
-          <w:lang w:val="tr-TR"/>
-        </w:rPr>
-        <w:t>Record</w:t>
-      </w:r>
-      <w:proofErr w:type="spellEnd"/>
-      <w:r>
-        <w:rPr>
-          <w:lang w:val="tr-TR"/>
-        </w:rPr>
-        <w:t>) dönüştürülmesini sağlar.</w:t>
+        <w:t>2. Physical Record Layer</w:t>
+      </w:r>
+    </w:p>
+    <w:p>
+      <w:pPr>
+        <w:rPr>
+          <w:lang w:val="tr-TR"/>
+        </w:rPr>
+      </w:pPr>
+      <w:r>
+        <w:rPr>
+          <w:lang w:val="tr-TR"/>
+        </w:rPr>
+        <w:t>Physical Record Layer, mantıksal satır (Row) verilerinin disk üzerinde saklanabilir fiziksel kayıtlara (Record) dönüştürülmesini sağlar.</w:t>
       </w:r>
     </w:p>
     <w:p>
@@ -618,19 +342,11 @@
           <w:lang w:val="tr-TR"/>
         </w:rPr>
       </w:pPr>
-      <w:proofErr w:type="spellStart"/>
-      <w:r>
-        <w:rPr>
-          <w:lang w:val="tr-TR"/>
-        </w:rPr>
-        <w:t>Row</w:t>
-      </w:r>
-      <w:proofErr w:type="spellEnd"/>
-      <w:r>
-        <w:rPr>
-          <w:lang w:val="tr-TR"/>
-        </w:rPr>
-        <w:t xml:space="preserve"> </w:t>
+      <w:r>
+        <w:rPr>
+          <w:lang w:val="tr-TR"/>
+        </w:rPr>
+        <w:t xml:space="preserve">Row </w:t>
       </w:r>
     </w:p>
     <w:p>
@@ -643,19 +359,11 @@
           <w:lang w:val="tr-TR"/>
         </w:rPr>
       </w:pPr>
-      <w:proofErr w:type="spellStart"/>
-      <w:r>
-        <w:rPr>
-          <w:lang w:val="tr-TR"/>
-        </w:rPr>
-        <w:t>RowSerializer</w:t>
-      </w:r>
-      <w:proofErr w:type="spellEnd"/>
-      <w:r>
-        <w:rPr>
-          <w:lang w:val="tr-TR"/>
-        </w:rPr>
-        <w:t xml:space="preserve"> </w:t>
+      <w:r>
+        <w:rPr>
+          <w:lang w:val="tr-TR"/>
+        </w:rPr>
+        <w:t xml:space="preserve">RowSerializer </w:t>
       </w:r>
     </w:p>
     <w:p>
@@ -668,19 +376,11 @@
           <w:lang w:val="tr-TR"/>
         </w:rPr>
       </w:pPr>
-      <w:proofErr w:type="spellStart"/>
-      <w:r>
-        <w:rPr>
-          <w:lang w:val="tr-TR"/>
-        </w:rPr>
-        <w:t>Record</w:t>
-      </w:r>
-      <w:proofErr w:type="spellEnd"/>
-      <w:r>
-        <w:rPr>
-          <w:lang w:val="tr-TR"/>
-        </w:rPr>
-        <w:t xml:space="preserve"> </w:t>
+      <w:r>
+        <w:rPr>
+          <w:lang w:val="tr-TR"/>
+        </w:rPr>
+        <w:t xml:space="preserve">Record </w:t>
       </w:r>
     </w:p>
     <w:p>
@@ -693,19 +393,11 @@
           <w:lang w:val="tr-TR"/>
         </w:rPr>
       </w:pPr>
-      <w:proofErr w:type="spellStart"/>
-      <w:r>
-        <w:rPr>
-          <w:lang w:val="tr-TR"/>
-        </w:rPr>
-        <w:t>RecordSerializer</w:t>
-      </w:r>
-      <w:proofErr w:type="spellEnd"/>
-      <w:r>
-        <w:rPr>
-          <w:lang w:val="tr-TR"/>
-        </w:rPr>
-        <w:t xml:space="preserve"> </w:t>
+      <w:r>
+        <w:rPr>
+          <w:lang w:val="tr-TR"/>
+        </w:rPr>
+        <w:t xml:space="preserve">RecordSerializer </w:t>
       </w:r>
     </w:p>
     <w:p>
@@ -718,60 +410,24 @@
           <w:lang w:val="tr-TR"/>
         </w:rPr>
       </w:pPr>
-      <w:proofErr w:type="spellStart"/>
-      <w:r>
-        <w:rPr>
-          <w:lang w:val="tr-TR"/>
-        </w:rPr>
-        <w:t>RecordManager</w:t>
-      </w:r>
-      <w:proofErr w:type="spellEnd"/>
-      <w:r>
-        <w:rPr>
-          <w:lang w:val="tr-TR"/>
-        </w:rPr>
-        <w:t xml:space="preserve"> </w:t>
-      </w:r>
-    </w:p>
-    <w:p>
-      <w:pPr>
-        <w:rPr>
-          <w:lang w:val="tr-TR"/>
-        </w:rPr>
-      </w:pPr>
-      <w:r>
-        <w:rPr>
-          <w:lang w:val="tr-TR"/>
-        </w:rPr>
-        <w:t xml:space="preserve">Bu katman, </w:t>
-      </w:r>
-      <w:proofErr w:type="spellStart"/>
-      <w:r>
-        <w:rPr>
-          <w:lang w:val="tr-TR"/>
-        </w:rPr>
-        <w:t>Page</w:t>
-      </w:r>
-      <w:proofErr w:type="spellEnd"/>
-      <w:r>
-        <w:rPr>
-          <w:lang w:val="tr-TR"/>
-        </w:rPr>
-        <w:t xml:space="preserve"> Management </w:t>
-      </w:r>
-      <w:proofErr w:type="spellStart"/>
-      <w:r>
-        <w:rPr>
-          <w:lang w:val="tr-TR"/>
-        </w:rPr>
-        <w:t>Layer</w:t>
-      </w:r>
-      <w:proofErr w:type="spellEnd"/>
-      <w:r>
-        <w:rPr>
-          <w:lang w:val="tr-TR"/>
-        </w:rPr>
-        <w:t xml:space="preserve"> ile doğrudan iletişim kurarak verilerin sayfalara yazılmasını ve okunmasını yönetir.</w:t>
+      <w:r>
+        <w:rPr>
+          <w:lang w:val="tr-TR"/>
+        </w:rPr>
+        <w:t xml:space="preserve">RecordManager </w:t>
+      </w:r>
+    </w:p>
+    <w:p>
+      <w:pPr>
+        <w:rPr>
+          <w:lang w:val="tr-TR"/>
+        </w:rPr>
+      </w:pPr>
+      <w:r>
+        <w:rPr>
+          <w:lang w:val="tr-TR"/>
+        </w:rPr>
+        <w:t>Bu katman, Page Management Layer ile doğrudan iletişim kurarak verilerin sayfalara yazılmasını ve okunmasını yönetir.</w:t>
       </w:r>
     </w:p>
     <w:p>
@@ -785,21 +441,7 @@
         <w:rPr>
           <w:lang w:val="tr-TR"/>
         </w:rPr>
-        <w:t xml:space="preserve">3. </w:t>
-      </w:r>
-      <w:proofErr w:type="spellStart"/>
-      <w:r>
-        <w:rPr>
-          <w:lang w:val="tr-TR"/>
-        </w:rPr>
-        <w:t>Record</w:t>
-      </w:r>
-      <w:proofErr w:type="spellEnd"/>
-      <w:r>
-        <w:rPr>
-          <w:lang w:val="tr-TR"/>
-        </w:rPr>
-        <w:t xml:space="preserve"> Management Architecture</w:t>
+        <w:t>3. Record Management Architecture</w:t>
       </w:r>
     </w:p>
     <w:p>
@@ -883,16 +525,8 @@
         <w:rPr>
           <w:lang w:val="tr-TR"/>
         </w:rPr>
-        <w:t xml:space="preserve">             </w:t>
-      </w:r>
-      <w:proofErr w:type="spellStart"/>
-      <w:r>
-        <w:rPr>
-          <w:lang w:val="tr-TR"/>
-        </w:rPr>
-        <w:t>RecordManager</w:t>
-      </w:r>
-      <w:proofErr w:type="spellEnd"/>
+        <w:t xml:space="preserve">             RecordManager</w:t>
+      </w:r>
     </w:p>
     <w:p>
       <w:pPr>
@@ -955,16 +589,8 @@
         <w:rPr>
           <w:lang w:val="tr-TR"/>
         </w:rPr>
-        <w:t xml:space="preserve">          </w:t>
-      </w:r>
-      <w:proofErr w:type="spellStart"/>
-      <w:r>
-        <w:rPr>
-          <w:lang w:val="tr-TR"/>
-        </w:rPr>
-        <w:t>RecordSerializer</w:t>
-      </w:r>
-      <w:proofErr w:type="spellEnd"/>
+        <w:t xml:space="preserve">          RecordSerializer</w:t>
+      </w:r>
     </w:p>
     <w:p>
       <w:pPr>
@@ -1027,16 +653,8 @@
         <w:rPr>
           <w:lang w:val="tr-TR"/>
         </w:rPr>
-        <w:t xml:space="preserve">            </w:t>
-      </w:r>
-      <w:proofErr w:type="spellStart"/>
-      <w:r>
-        <w:rPr>
-          <w:lang w:val="tr-TR"/>
-        </w:rPr>
-        <w:t>RowSerializer</w:t>
-      </w:r>
-      <w:proofErr w:type="spellEnd"/>
+        <w:t xml:space="preserve">            RowSerializer</w:t>
+      </w:r>
     </w:p>
     <w:p>
       <w:pPr>
@@ -1099,16 +717,8 @@
         <w:rPr>
           <w:lang w:val="tr-TR"/>
         </w:rPr>
-        <w:t xml:space="preserve">             </w:t>
-      </w:r>
-      <w:proofErr w:type="spellStart"/>
-      <w:r>
-        <w:rPr>
-          <w:lang w:val="tr-TR"/>
-        </w:rPr>
-        <w:t>PageManager</w:t>
-      </w:r>
-      <w:proofErr w:type="spellEnd"/>
+        <w:t xml:space="preserve">             PageManager</w:t>
+      </w:r>
     </w:p>
     <w:p>
       <w:pPr>
@@ -1171,16 +781,8 @@
         <w:rPr>
           <w:lang w:val="tr-TR"/>
         </w:rPr>
-        <w:t xml:space="preserve">           </w:t>
-      </w:r>
-      <w:proofErr w:type="spellStart"/>
-      <w:r>
-        <w:rPr>
-          <w:lang w:val="tr-TR"/>
-        </w:rPr>
-        <w:t>PageSerializer</w:t>
-      </w:r>
-      <w:proofErr w:type="spellEnd"/>
+        <w:t xml:space="preserve">           PageSerializer</w:t>
+      </w:r>
     </w:p>
     <w:p>
       <w:pPr>
@@ -1243,16 +845,8 @@
         <w:rPr>
           <w:lang w:val="tr-TR"/>
         </w:rPr>
-        <w:t xml:space="preserve">               </w:t>
-      </w:r>
-      <w:proofErr w:type="spellStart"/>
-      <w:r>
-        <w:rPr>
-          <w:lang w:val="tr-TR"/>
-        </w:rPr>
-        <w:t>DataFile</w:t>
-      </w:r>
-      <w:proofErr w:type="spellEnd"/>
+        <w:t xml:space="preserve">               DataFile</w:t>
+      </w:r>
     </w:p>
     <w:p>
       <w:pPr>
@@ -1315,21 +909,7 @@
         <w:rPr>
           <w:lang w:val="tr-TR"/>
         </w:rPr>
-        <w:t xml:space="preserve">           </w:t>
-      </w:r>
-      <w:proofErr w:type="spellStart"/>
-      <w:r>
-        <w:rPr>
-          <w:lang w:val="tr-TR"/>
-        </w:rPr>
-        <w:t>Physical</w:t>
-      </w:r>
-      <w:proofErr w:type="spellEnd"/>
-      <w:r>
-        <w:rPr>
-          <w:lang w:val="tr-TR"/>
-        </w:rPr>
-        <w:t xml:space="preserve"> Storage</w:t>
+        <w:t xml:space="preserve">           Physical Storage</w:t>
       </w:r>
     </w:p>
     <w:p>
@@ -1422,42 +1002,20 @@
         <w:rPr>
           <w:lang w:val="tr-TR"/>
         </w:rPr>
-        <w:t xml:space="preserve">4. </w:t>
-      </w:r>
-      <w:proofErr w:type="spellStart"/>
-      <w:r>
-        <w:rPr>
-          <w:lang w:val="tr-TR"/>
-        </w:rPr>
-        <w:t>Row</w:t>
-      </w:r>
-      <w:proofErr w:type="spellEnd"/>
-      <w:r>
-        <w:rPr>
-          <w:lang w:val="tr-TR"/>
-        </w:rPr>
-        <w:t xml:space="preserve"> Model</w:t>
-      </w:r>
-    </w:p>
-    <w:p>
-      <w:pPr>
-        <w:rPr>
-          <w:lang w:val="tr-TR"/>
-        </w:rPr>
-      </w:pPr>
-      <w:proofErr w:type="spellStart"/>
-      <w:r>
-        <w:rPr>
-          <w:lang w:val="tr-TR"/>
-        </w:rPr>
-        <w:t>Row</w:t>
-      </w:r>
-      <w:proofErr w:type="spellEnd"/>
-      <w:r>
-        <w:rPr>
-          <w:lang w:val="tr-TR"/>
-        </w:rPr>
-        <w:t>, tablo içerisindeki tek bir satırı temsil eden mantıksal veri modelidir.</w:t>
+        <w:t>4. Row Model</w:t>
+      </w:r>
+    </w:p>
+    <w:p>
+      <w:pPr>
+        <w:rPr>
+          <w:lang w:val="tr-TR"/>
+        </w:rPr>
+      </w:pPr>
+      <w:r>
+        <w:rPr>
+          <w:lang w:val="tr-TR"/>
+        </w:rPr>
+        <w:t>Row, tablo içerisindeki tek bir satırı temsil eden mantıksal veri modelidir.</w:t>
       </w:r>
     </w:p>
     <w:p>
@@ -1566,62 +1124,18 @@
           <w:lang w:val="tr-TR"/>
         </w:rPr>
       </w:pPr>
-      <w:proofErr w:type="spellStart"/>
-      <w:r>
-        <w:rPr>
-          <w:lang w:val="tr-TR"/>
-        </w:rPr>
-        <w:t>Row</w:t>
-      </w:r>
-      <w:proofErr w:type="spellEnd"/>
-      <w:r>
-        <w:rPr>
-          <w:lang w:val="tr-TR"/>
-        </w:rPr>
-        <w:t xml:space="preserve"> </w:t>
-      </w:r>
-      <w:proofErr w:type="spellStart"/>
-      <w:r>
-        <w:rPr>
-          <w:lang w:val="tr-TR"/>
-        </w:rPr>
-        <w:t>row</w:t>
-      </w:r>
-      <w:proofErr w:type="spellEnd"/>
-      <w:r>
-        <w:rPr>
-          <w:lang w:val="tr-TR"/>
-        </w:rPr>
-        <w:t xml:space="preserve"> = </w:t>
-      </w:r>
-      <w:proofErr w:type="spellStart"/>
-      <w:r>
-        <w:rPr>
-          <w:lang w:val="tr-TR"/>
-        </w:rPr>
-        <w:t>new</w:t>
-      </w:r>
-      <w:proofErr w:type="spellEnd"/>
-      <w:r>
-        <w:rPr>
-          <w:lang w:val="tr-TR"/>
-        </w:rPr>
-        <w:t xml:space="preserve"> </w:t>
-      </w:r>
-      <w:proofErr w:type="spellStart"/>
+      <w:r>
+        <w:rPr>
+          <w:lang w:val="tr-TR"/>
+        </w:rPr>
+        <w:t xml:space="preserve">Row row = new </w:t>
+      </w:r>
       <w:proofErr w:type="gramStart"/>
       <w:r>
         <w:rPr>
           <w:lang w:val="tr-TR"/>
         </w:rPr>
-        <w:t>Row</w:t>
-      </w:r>
-      <w:proofErr w:type="spellEnd"/>
-      <w:r>
-        <w:rPr>
-          <w:lang w:val="tr-TR"/>
-        </w:rPr>
-        <w:t>(</w:t>
+        <w:t>Row(</w:t>
       </w:r>
       <w:proofErr w:type="gramEnd"/>
     </w:p>
@@ -1641,21 +1155,7 @@
         <w:rPr>
           <w:lang w:val="tr-TR"/>
         </w:rPr>
-        <w:t xml:space="preserve">    </w:t>
-      </w:r>
-      <w:proofErr w:type="spellStart"/>
-      <w:r>
-        <w:rPr>
-          <w:lang w:val="tr-TR"/>
-        </w:rPr>
-        <w:t>List.of</w:t>
-      </w:r>
-      <w:proofErr w:type="spellEnd"/>
-      <w:r>
-        <w:rPr>
-          <w:lang w:val="tr-TR"/>
-        </w:rPr>
-        <w:t>(</w:t>
+        <w:t xml:space="preserve">    List.of(</w:t>
       </w:r>
     </w:p>
     <w:p>
@@ -1715,7 +1215,6 @@
         <w:lastRenderedPageBreak/>
         <w:t xml:space="preserve">        </w:t>
       </w:r>
-      <w:proofErr w:type="spellStart"/>
       <w:proofErr w:type="gramStart"/>
       <w:r>
         <w:rPr>
@@ -1723,7 +1222,6 @@
         </w:rPr>
         <w:t>true</w:t>
       </w:r>
-      <w:proofErr w:type="spellEnd"/>
       <w:proofErr w:type="gramEnd"/>
       <w:r>
         <w:rPr>
@@ -1800,69 +1298,33 @@
         <w:rPr>
           <w:lang w:val="tr-TR"/>
         </w:rPr>
-        <w:t xml:space="preserve">5. </w:t>
-      </w:r>
-      <w:proofErr w:type="spellStart"/>
-      <w:r>
-        <w:rPr>
-          <w:lang w:val="tr-TR"/>
-        </w:rPr>
-        <w:t>Record</w:t>
-      </w:r>
-      <w:proofErr w:type="spellEnd"/>
-      <w:r>
-        <w:rPr>
-          <w:lang w:val="tr-TR"/>
-        </w:rPr>
-        <w:t xml:space="preserve"> Model</w:t>
-      </w:r>
-    </w:p>
-    <w:p>
-      <w:pPr>
-        <w:rPr>
-          <w:lang w:val="tr-TR"/>
-        </w:rPr>
-      </w:pPr>
-      <w:proofErr w:type="spellStart"/>
-      <w:r>
-        <w:rPr>
-          <w:lang w:val="tr-TR"/>
-        </w:rPr>
-        <w:t>Record</w:t>
-      </w:r>
-      <w:proofErr w:type="spellEnd"/>
-      <w:r>
-        <w:rPr>
-          <w:lang w:val="tr-TR"/>
-        </w:rPr>
-        <w:t>, fiziksel depolama için kullanılan veri yapısıdır.</w:t>
-      </w:r>
-    </w:p>
-    <w:p>
-      <w:pPr>
-        <w:rPr>
-          <w:lang w:val="tr-TR"/>
-        </w:rPr>
-      </w:pPr>
-      <w:r>
-        <w:rPr>
-          <w:lang w:val="tr-TR"/>
-        </w:rPr>
-        <w:t xml:space="preserve">Her </w:t>
-      </w:r>
-      <w:proofErr w:type="spellStart"/>
-      <w:r>
-        <w:rPr>
-          <w:lang w:val="tr-TR"/>
-        </w:rPr>
-        <w:t>Record</w:t>
-      </w:r>
-      <w:proofErr w:type="spellEnd"/>
-      <w:r>
-        <w:rPr>
-          <w:lang w:val="tr-TR"/>
-        </w:rPr>
-        <w:t xml:space="preserve"> üç temel bölümden oluşur:</w:t>
+        <w:t>5. Record Model</w:t>
+      </w:r>
+    </w:p>
+    <w:p>
+      <w:pPr>
+        <w:rPr>
+          <w:lang w:val="tr-TR"/>
+        </w:rPr>
+      </w:pPr>
+      <w:r>
+        <w:rPr>
+          <w:lang w:val="tr-TR"/>
+        </w:rPr>
+        <w:t>Record, fiziksel depolama için kullanılan veri yapısıdır.</w:t>
+      </w:r>
+    </w:p>
+    <w:p>
+      <w:pPr>
+        <w:rPr>
+          <w:lang w:val="tr-TR"/>
+        </w:rPr>
+      </w:pPr>
+      <w:r>
+        <w:rPr>
+          <w:lang w:val="tr-TR"/>
+        </w:rPr>
+        <w:t>Her Record üç temel bölümden oluşur:</w:t>
       </w:r>
     </w:p>
     <w:tbl>
@@ -1959,19 +1421,11 @@
                 <w:lang w:val="tr-TR"/>
               </w:rPr>
             </w:pPr>
-            <w:proofErr w:type="spellStart"/>
             <w:r>
               <w:rPr>
                 <w:lang w:val="tr-TR"/>
               </w:rPr>
-              <w:t>Record</w:t>
-            </w:r>
-            <w:proofErr w:type="spellEnd"/>
-            <w:r>
-              <w:rPr>
-                <w:lang w:val="tr-TR"/>
-              </w:rPr>
-              <w:t xml:space="preserve"> ID</w:t>
+              <w:t>Record ID</w:t>
             </w:r>
           </w:p>
         </w:tc>
@@ -2012,28 +1466,12 @@
                 <w:lang w:val="tr-TR"/>
               </w:rPr>
             </w:pPr>
-            <w:proofErr w:type="spellStart"/>
             <w:r>
               <w:rPr>
                 <w:lang w:val="tr-TR"/>
               </w:rPr>
-              <w:t>Deleted</w:t>
+              <w:t>Deleted Flag</w:t>
             </w:r>
-            <w:proofErr w:type="spellEnd"/>
-            <w:r>
-              <w:rPr>
-                <w:lang w:val="tr-TR"/>
-              </w:rPr>
-              <w:t xml:space="preserve"> </w:t>
-            </w:r>
-            <w:proofErr w:type="spellStart"/>
-            <w:r>
-              <w:rPr>
-                <w:lang w:val="tr-TR"/>
-              </w:rPr>
-              <w:t>Flag</w:t>
-            </w:r>
-            <w:proofErr w:type="spellEnd"/>
           </w:p>
         </w:tc>
         <w:tc>
@@ -2073,19 +1511,11 @@
                 <w:lang w:val="tr-TR"/>
               </w:rPr>
             </w:pPr>
-            <w:proofErr w:type="spellStart"/>
             <w:r>
               <w:rPr>
                 <w:lang w:val="tr-TR"/>
               </w:rPr>
-              <w:t>Binary</w:t>
-            </w:r>
-            <w:proofErr w:type="spellEnd"/>
-            <w:r>
-              <w:rPr>
-                <w:lang w:val="tr-TR"/>
-              </w:rPr>
-              <w:t xml:space="preserve"> Data</w:t>
+              <w:t>Binary Data</w:t>
             </w:r>
           </w:p>
         </w:tc>
@@ -2101,19 +1531,11 @@
                 <w:lang w:val="tr-TR"/>
               </w:rPr>
             </w:pPr>
-            <w:proofErr w:type="spellStart"/>
             <w:r>
               <w:rPr>
                 <w:lang w:val="tr-TR"/>
               </w:rPr>
-              <w:t>Row'un</w:t>
-            </w:r>
-            <w:proofErr w:type="spellEnd"/>
-            <w:r>
-              <w:rPr>
-                <w:lang w:val="tr-TR"/>
-              </w:rPr>
-              <w:t xml:space="preserve"> serileştirilmiş verisi</w:t>
+              <w:t>Row'un serileştirilmiş verisi</w:t>
             </w:r>
           </w:p>
         </w:tc>
@@ -2125,19 +1547,11 @@
           <w:lang w:val="tr-TR"/>
         </w:rPr>
       </w:pPr>
-      <w:proofErr w:type="spellStart"/>
-      <w:r>
-        <w:rPr>
-          <w:lang w:val="tr-TR"/>
-        </w:rPr>
-        <w:t>Header</w:t>
-      </w:r>
-      <w:proofErr w:type="spellEnd"/>
-      <w:r>
-        <w:rPr>
-          <w:lang w:val="tr-TR"/>
-        </w:rPr>
-        <w:t xml:space="preserve"> yapısı:</w:t>
+      <w:r>
+        <w:rPr>
+          <w:lang w:val="tr-TR"/>
+        </w:rPr>
+        <w:t>Header yapısı:</w:t>
       </w:r>
     </w:p>
     <w:tbl>
@@ -2234,19 +1648,11 @@
                 <w:lang w:val="tr-TR"/>
               </w:rPr>
             </w:pPr>
-            <w:proofErr w:type="spellStart"/>
             <w:r>
               <w:rPr>
                 <w:lang w:val="tr-TR"/>
               </w:rPr>
-              <w:t>Record</w:t>
-            </w:r>
-            <w:proofErr w:type="spellEnd"/>
-            <w:r>
-              <w:rPr>
-                <w:lang w:val="tr-TR"/>
-              </w:rPr>
-              <w:t xml:space="preserve"> ID</w:t>
+              <w:t>Record ID</w:t>
             </w:r>
           </w:p>
         </w:tc>
@@ -2287,28 +1693,12 @@
                 <w:lang w:val="tr-TR"/>
               </w:rPr>
             </w:pPr>
-            <w:proofErr w:type="spellStart"/>
             <w:r>
               <w:rPr>
                 <w:lang w:val="tr-TR"/>
               </w:rPr>
-              <w:t>Deleted</w:t>
+              <w:t>Deleted Flag</w:t>
             </w:r>
-            <w:proofErr w:type="spellEnd"/>
-            <w:r>
-              <w:rPr>
-                <w:lang w:val="tr-TR"/>
-              </w:rPr>
-              <w:t xml:space="preserve"> </w:t>
-            </w:r>
-            <w:proofErr w:type="spellStart"/>
-            <w:r>
-              <w:rPr>
-                <w:lang w:val="tr-TR"/>
-              </w:rPr>
-              <w:t>Flag</w:t>
-            </w:r>
-            <w:proofErr w:type="spellEnd"/>
           </w:p>
         </w:tc>
         <w:tc>
@@ -2352,16 +1742,8 @@
               <w:rPr>
                 <w:lang w:val="tr-TR"/>
               </w:rPr>
-              <w:t xml:space="preserve">Data </w:t>
+              <w:t>Data Length</w:t>
             </w:r>
-            <w:proofErr w:type="spellStart"/>
-            <w:r>
-              <w:rPr>
-                <w:lang w:val="tr-TR"/>
-              </w:rPr>
-              <w:t>Length</w:t>
-            </w:r>
-            <w:proofErr w:type="spellEnd"/>
           </w:p>
         </w:tc>
         <w:tc>
@@ -2396,21 +1778,7 @@
         <w:rPr>
           <w:lang w:val="tr-TR"/>
         </w:rPr>
-        <w:t xml:space="preserve">Toplam </w:t>
-      </w:r>
-      <w:proofErr w:type="spellStart"/>
-      <w:r>
-        <w:rPr>
-          <w:lang w:val="tr-TR"/>
-        </w:rPr>
-        <w:t>Header</w:t>
-      </w:r>
-      <w:proofErr w:type="spellEnd"/>
-      <w:r>
-        <w:rPr>
-          <w:lang w:val="tr-TR"/>
-        </w:rPr>
-        <w:t xml:space="preserve"> Boyutu:</w:t>
+        <w:t>Toplam Header Boyutu:</w:t>
       </w:r>
     </w:p>
     <w:p>
@@ -2439,7 +1807,7 @@
           <w:lang w:val="tr-TR"/>
         </w:rPr>
         <w:pict w14:anchorId="085FA2D3">
-          <v:rect id="_x0000_i1135" style="width:0;height:1.5pt" o:hralign="center" o:hrstd="t" o:hr="t" fillcolor="#a0a0a0" stroked="f"/>
+          <v:rect id="_x0000_i1025" style="width:0;height:1.5pt" o:hralign="center" o:hrstd="t" o:hr="t" fillcolor="#a0a0a0" stroked="f"/>
         </w:pict>
       </w:r>
     </w:p>
@@ -2454,21 +1822,7 @@
         <w:rPr>
           <w:lang w:val="tr-TR"/>
         </w:rPr>
-        <w:t xml:space="preserve">6. </w:t>
-      </w:r>
-      <w:proofErr w:type="spellStart"/>
-      <w:r>
-        <w:rPr>
-          <w:lang w:val="tr-TR"/>
-        </w:rPr>
-        <w:t>Serialization</w:t>
-      </w:r>
-      <w:proofErr w:type="spellEnd"/>
-      <w:r>
-        <w:rPr>
-          <w:lang w:val="tr-TR"/>
-        </w:rPr>
-        <w:t xml:space="preserve"> Architecture</w:t>
+        <w:t>6. Serialization Architecture</w:t>
       </w:r>
     </w:p>
     <w:p>
@@ -2496,14 +1850,12 @@
           <w:lang w:val="tr-TR"/>
         </w:rPr>
       </w:pPr>
-      <w:proofErr w:type="spellStart"/>
       <w:r>
         <w:rPr>
           <w:lang w:val="tr-TR"/>
         </w:rPr>
         <w:t>Row</w:t>
       </w:r>
-      <w:proofErr w:type="spellEnd"/>
     </w:p>
     <w:p>
       <w:pPr>
@@ -2562,14 +1914,12 @@
           <w:lang w:val="tr-TR"/>
         </w:rPr>
       </w:pPr>
-      <w:proofErr w:type="spellStart"/>
       <w:r>
         <w:rPr>
           <w:lang w:val="tr-TR"/>
         </w:rPr>
         <w:t>RowSerializer</w:t>
       </w:r>
-      <w:proofErr w:type="spellEnd"/>
     </w:p>
     <w:p>
       <w:pPr>
@@ -2629,28 +1979,12 @@
           <w:lang w:val="tr-TR"/>
         </w:rPr>
       </w:pPr>
-      <w:proofErr w:type="spellStart"/>
-      <w:r>
-        <w:rPr>
-          <w:lang w:val="tr-TR"/>
-        </w:rPr>
-        <w:t>Binary</w:t>
-      </w:r>
-      <w:proofErr w:type="spellEnd"/>
-      <w:r>
-        <w:rPr>
-          <w:lang w:val="tr-TR"/>
-        </w:rPr>
-        <w:t xml:space="preserve"> </w:t>
-      </w:r>
-      <w:proofErr w:type="spellStart"/>
-      <w:r>
-        <w:rPr>
-          <w:lang w:val="tr-TR"/>
-        </w:rPr>
-        <w:t>Row</w:t>
-      </w:r>
-      <w:proofErr w:type="spellEnd"/>
+      <w:r>
+        <w:rPr>
+          <w:lang w:val="tr-TR"/>
+        </w:rPr>
+        <w:t>Binary Row</w:t>
+      </w:r>
     </w:p>
     <w:p>
       <w:pPr>
@@ -2709,14 +2043,12 @@
           <w:lang w:val="tr-TR"/>
         </w:rPr>
       </w:pPr>
-      <w:proofErr w:type="spellStart"/>
       <w:r>
         <w:rPr>
           <w:lang w:val="tr-TR"/>
         </w:rPr>
         <w:t>Record</w:t>
       </w:r>
-      <w:proofErr w:type="spellEnd"/>
     </w:p>
     <w:p>
       <w:pPr>
@@ -2775,14 +2107,12 @@
           <w:lang w:val="tr-TR"/>
         </w:rPr>
       </w:pPr>
-      <w:proofErr w:type="spellStart"/>
       <w:r>
         <w:rPr>
           <w:lang w:val="tr-TR"/>
         </w:rPr>
         <w:t>RecordSerializer</w:t>
       </w:r>
-      <w:proofErr w:type="spellEnd"/>
     </w:p>
     <w:p>
       <w:pPr>
@@ -2841,28 +2171,12 @@
           <w:lang w:val="tr-TR"/>
         </w:rPr>
       </w:pPr>
-      <w:proofErr w:type="spellStart"/>
-      <w:r>
-        <w:rPr>
-          <w:lang w:val="tr-TR"/>
-        </w:rPr>
-        <w:t>Binary</w:t>
-      </w:r>
-      <w:proofErr w:type="spellEnd"/>
-      <w:r>
-        <w:rPr>
-          <w:lang w:val="tr-TR"/>
-        </w:rPr>
-        <w:t xml:space="preserve"> </w:t>
-      </w:r>
-      <w:proofErr w:type="spellStart"/>
-      <w:r>
-        <w:rPr>
-          <w:lang w:val="tr-TR"/>
-        </w:rPr>
-        <w:t>Record</w:t>
-      </w:r>
-      <w:proofErr w:type="spellEnd"/>
+      <w:r>
+        <w:rPr>
+          <w:lang w:val="tr-TR"/>
+        </w:rPr>
+        <w:t>Binary Record</w:t>
+      </w:r>
     </w:p>
     <w:p>
       <w:pPr>
@@ -2875,7 +2189,7 @@
           <w:lang w:val="tr-TR"/>
         </w:rPr>
         <w:pict w14:anchorId="57F6228A">
-          <v:rect id="_x0000_i1136" style="width:0;height:1.5pt" o:hralign="center" o:hrstd="t" o:hr="t" fillcolor="#a0a0a0" stroked="f"/>
+          <v:rect id="_x0000_i1026" style="width:0;height:1.5pt" o:hralign="center" o:hrstd="t" o:hr="t" fillcolor="#a0a0a0" stroked="f"/>
         </w:pict>
       </w:r>
     </w:p>
@@ -2890,56 +2204,20 @@
         <w:rPr>
           <w:lang w:val="tr-TR"/>
         </w:rPr>
-        <w:t xml:space="preserve">7. </w:t>
-      </w:r>
-      <w:proofErr w:type="spellStart"/>
-      <w:r>
-        <w:rPr>
-          <w:lang w:val="tr-TR"/>
-        </w:rPr>
-        <w:t>Record</w:t>
-      </w:r>
-      <w:proofErr w:type="spellEnd"/>
-      <w:r>
-        <w:rPr>
-          <w:lang w:val="tr-TR"/>
-        </w:rPr>
-        <w:t xml:space="preserve"> Storage </w:t>
-      </w:r>
-      <w:proofErr w:type="spellStart"/>
-      <w:r>
-        <w:rPr>
-          <w:lang w:val="tr-TR"/>
-        </w:rPr>
-        <w:t>Layout</w:t>
-      </w:r>
-      <w:proofErr w:type="spellEnd"/>
-    </w:p>
-    <w:p>
-      <w:pPr>
-        <w:rPr>
-          <w:lang w:val="tr-TR"/>
-        </w:rPr>
-      </w:pPr>
-      <w:r>
-        <w:rPr>
-          <w:lang w:val="tr-TR"/>
-        </w:rPr>
-        <w:t xml:space="preserve">Her </w:t>
-      </w:r>
-      <w:proofErr w:type="spellStart"/>
-      <w:r>
-        <w:rPr>
-          <w:lang w:val="tr-TR"/>
-        </w:rPr>
-        <w:t>Page</w:t>
-      </w:r>
-      <w:proofErr w:type="spellEnd"/>
-      <w:r>
-        <w:rPr>
-          <w:lang w:val="tr-TR"/>
-        </w:rPr>
-        <w:t>;</w:t>
+        <w:t>7. Record Storage Layout</w:t>
+      </w:r>
+    </w:p>
+    <w:p>
+      <w:pPr>
+        <w:rPr>
+          <w:lang w:val="tr-TR"/>
+        </w:rPr>
+      </w:pPr>
+      <w:r>
+        <w:rPr>
+          <w:lang w:val="tr-TR"/>
+        </w:rPr>
+        <w:t>Her Page;</w:t>
       </w:r>
     </w:p>
     <w:p>
@@ -2952,19 +2230,11 @@
           <w:lang w:val="tr-TR"/>
         </w:rPr>
       </w:pPr>
-      <w:proofErr w:type="spellStart"/>
-      <w:r>
-        <w:rPr>
-          <w:lang w:val="tr-TR"/>
-        </w:rPr>
-        <w:t>Header</w:t>
-      </w:r>
-      <w:proofErr w:type="spellEnd"/>
-      <w:r>
-        <w:rPr>
-          <w:lang w:val="tr-TR"/>
-        </w:rPr>
-        <w:t xml:space="preserve"> </w:t>
+      <w:r>
+        <w:rPr>
+          <w:lang w:val="tr-TR"/>
+        </w:rPr>
+        <w:t xml:space="preserve">Header </w:t>
       </w:r>
     </w:p>
     <w:p>
@@ -2977,19 +2247,11 @@
           <w:lang w:val="tr-TR"/>
         </w:rPr>
       </w:pPr>
-      <w:proofErr w:type="spellStart"/>
-      <w:r>
-        <w:rPr>
-          <w:lang w:val="tr-TR"/>
-        </w:rPr>
-        <w:t>Payload</w:t>
-      </w:r>
-      <w:proofErr w:type="spellEnd"/>
-      <w:r>
-        <w:rPr>
-          <w:lang w:val="tr-TR"/>
-        </w:rPr>
-        <w:t xml:space="preserve"> </w:t>
+      <w:r>
+        <w:rPr>
+          <w:lang w:val="tr-TR"/>
+        </w:rPr>
+        <w:t xml:space="preserve">Payload </w:t>
       </w:r>
     </w:p>
     <w:p>
@@ -3002,19 +2264,11 @@
           <w:lang w:val="tr-TR"/>
         </w:rPr>
       </w:pPr>
-      <w:proofErr w:type="spellStart"/>
-      <w:r>
-        <w:rPr>
-          <w:lang w:val="tr-TR"/>
-        </w:rPr>
-        <w:t>Free</w:t>
-      </w:r>
-      <w:proofErr w:type="spellEnd"/>
-      <w:r>
-        <w:rPr>
-          <w:lang w:val="tr-TR"/>
-        </w:rPr>
-        <w:t xml:space="preserve"> Space </w:t>
+      <w:r>
+        <w:rPr>
+          <w:lang w:val="tr-TR"/>
+        </w:rPr>
+        <w:t xml:space="preserve">Free Space </w:t>
       </w:r>
     </w:p>
     <w:p>
@@ -3044,33 +2298,11 @@
           <w:lang w:val="tr-TR"/>
         </w:rPr>
       </w:pPr>
-      <w:proofErr w:type="spellStart"/>
-      <w:r>
-        <w:rPr>
-          <w:lang w:val="tr-TR"/>
-        </w:rPr>
-        <w:t>Payload</w:t>
-      </w:r>
-      <w:proofErr w:type="spellEnd"/>
-      <w:r>
-        <w:rPr>
-          <w:lang w:val="tr-TR"/>
-        </w:rPr>
-        <w:t xml:space="preserve"> içerisinde </w:t>
-      </w:r>
-      <w:proofErr w:type="spellStart"/>
-      <w:r>
-        <w:rPr>
-          <w:lang w:val="tr-TR"/>
-        </w:rPr>
-        <w:t>Record</w:t>
-      </w:r>
-      <w:proofErr w:type="spellEnd"/>
-      <w:r>
-        <w:rPr>
-          <w:lang w:val="tr-TR"/>
-        </w:rPr>
-        <w:t xml:space="preserve"> nesneleri ardışık şekilde saklanır.</w:t>
+      <w:r>
+        <w:rPr>
+          <w:lang w:val="tr-TR"/>
+        </w:rPr>
+        <w:t>Payload içerisinde Record nesneleri ardışık şekilde saklanır.</w:t>
       </w:r>
     </w:p>
     <w:p>
@@ -3096,35 +2328,7 @@
         <w:rPr>
           <w:lang w:val="tr-TR"/>
         </w:rPr>
-        <w:t xml:space="preserve">| </w:t>
-      </w:r>
-      <w:proofErr w:type="spellStart"/>
-      <w:r>
-        <w:rPr>
-          <w:lang w:val="tr-TR"/>
-        </w:rPr>
-        <w:t>Page</w:t>
-      </w:r>
-      <w:proofErr w:type="spellEnd"/>
-      <w:r>
-        <w:rPr>
-          <w:lang w:val="tr-TR"/>
-        </w:rPr>
-        <w:t xml:space="preserve"> </w:t>
-      </w:r>
-      <w:proofErr w:type="spellStart"/>
-      <w:r>
-        <w:rPr>
-          <w:lang w:val="tr-TR"/>
-        </w:rPr>
-        <w:t>Header</w:t>
-      </w:r>
-      <w:proofErr w:type="spellEnd"/>
-      <w:r>
-        <w:rPr>
-          <w:lang w:val="tr-TR"/>
-        </w:rPr>
-        <w:t xml:space="preserve">                                    |</w:t>
+        <w:t>| Page Header                                    |</w:t>
       </w:r>
     </w:p>
     <w:p>
@@ -3150,21 +2354,7 @@
         <w:rPr>
           <w:lang w:val="tr-TR"/>
         </w:rPr>
-        <w:t xml:space="preserve">| </w:t>
-      </w:r>
-      <w:proofErr w:type="spellStart"/>
-      <w:r>
-        <w:rPr>
-          <w:lang w:val="tr-TR"/>
-        </w:rPr>
-        <w:t>Record</w:t>
-      </w:r>
-      <w:proofErr w:type="spellEnd"/>
-      <w:r>
-        <w:rPr>
-          <w:lang w:val="tr-TR"/>
-        </w:rPr>
-        <w:t xml:space="preserve"> 1                                       |</w:t>
+        <w:t>| Record 1                                       |</w:t>
       </w:r>
     </w:p>
     <w:p>
@@ -3190,21 +2380,7 @@
         <w:rPr>
           <w:lang w:val="tr-TR"/>
         </w:rPr>
-        <w:t xml:space="preserve">| </w:t>
-      </w:r>
-      <w:proofErr w:type="spellStart"/>
-      <w:r>
-        <w:rPr>
-          <w:lang w:val="tr-TR"/>
-        </w:rPr>
-        <w:t>Record</w:t>
-      </w:r>
-      <w:proofErr w:type="spellEnd"/>
-      <w:r>
-        <w:rPr>
-          <w:lang w:val="tr-TR"/>
-        </w:rPr>
-        <w:t xml:space="preserve"> 2                                       |</w:t>
+        <w:t>| Record 2                                       |</w:t>
       </w:r>
     </w:p>
     <w:p>
@@ -3231,36 +2407,14 @@
           <w:lang w:val="tr-TR"/>
         </w:rPr>
         <w:lastRenderedPageBreak/>
-        <w:t xml:space="preserve">| </w:t>
-      </w:r>
-      <w:proofErr w:type="spellStart"/>
-      <w:r>
-        <w:rPr>
-          <w:lang w:val="tr-TR"/>
-        </w:rPr>
-        <w:t>Record</w:t>
-      </w:r>
-      <w:proofErr w:type="spellEnd"/>
-      <w:r>
-        <w:rPr>
-          <w:lang w:val="tr-TR"/>
-        </w:rPr>
-        <w:t xml:space="preserve"> 3 (</w:t>
-      </w:r>
-      <w:proofErr w:type="spellStart"/>
+        <w:t>| Record 3 (</w:t>
+      </w:r>
       <w:proofErr w:type="gramStart"/>
       <w:r>
         <w:rPr>
           <w:lang w:val="tr-TR"/>
         </w:rPr>
-        <w:t>Deleted</w:t>
-      </w:r>
-      <w:proofErr w:type="spellEnd"/>
-      <w:r>
-        <w:rPr>
-          <w:lang w:val="tr-TR"/>
-        </w:rPr>
-        <w:t xml:space="preserve">)   </w:t>
+        <w:t xml:space="preserve">Deleted)   </w:t>
       </w:r>
       <w:proofErr w:type="gramEnd"/>
       <w:r>
@@ -3293,21 +2447,7 @@
         <w:rPr>
           <w:lang w:val="tr-TR"/>
         </w:rPr>
-        <w:t xml:space="preserve">| </w:t>
-      </w:r>
-      <w:proofErr w:type="spellStart"/>
-      <w:r>
-        <w:rPr>
-          <w:lang w:val="tr-TR"/>
-        </w:rPr>
-        <w:t>Record</w:t>
-      </w:r>
-      <w:proofErr w:type="spellEnd"/>
-      <w:r>
-        <w:rPr>
-          <w:lang w:val="tr-TR"/>
-        </w:rPr>
-        <w:t xml:space="preserve"> 4                                       |</w:t>
+        <w:t>| Record 4                                       |</w:t>
       </w:r>
     </w:p>
     <w:p>
@@ -3333,21 +2473,7 @@
         <w:rPr>
           <w:lang w:val="tr-TR"/>
         </w:rPr>
-        <w:t xml:space="preserve">|                </w:t>
-      </w:r>
-      <w:proofErr w:type="spellStart"/>
-      <w:r>
-        <w:rPr>
-          <w:lang w:val="tr-TR"/>
-        </w:rPr>
-        <w:t>Free</w:t>
-      </w:r>
-      <w:proofErr w:type="spellEnd"/>
-      <w:r>
-        <w:rPr>
-          <w:lang w:val="tr-TR"/>
-        </w:rPr>
-        <w:t xml:space="preserve"> Space                      |</w:t>
+        <w:t>|                Free Space                      |</w:t>
       </w:r>
     </w:p>
     <w:p>
@@ -3436,21 +2562,7 @@
         <w:rPr>
           <w:lang w:val="tr-TR"/>
         </w:rPr>
-        <w:t xml:space="preserve">Sayfa dolduğunda yeni bir </w:t>
-      </w:r>
-      <w:proofErr w:type="spellStart"/>
-      <w:r>
-        <w:rPr>
-          <w:lang w:val="tr-TR"/>
-        </w:rPr>
-        <w:t>Page</w:t>
-      </w:r>
-      <w:proofErr w:type="spellEnd"/>
-      <w:r>
-        <w:rPr>
-          <w:lang w:val="tr-TR"/>
-        </w:rPr>
-        <w:t xml:space="preserve"> oluşturularak kayıt yazma işlemi devam eder.</w:t>
+        <w:t>Sayfa dolduğunda yeni bir Page oluşturularak kayıt yazma işlemi devam eder.</w:t>
       </w:r>
     </w:p>
     <w:p>
@@ -3464,7 +2576,7 @@
           <w:lang w:val="tr-TR"/>
         </w:rPr>
         <w:pict w14:anchorId="1897DBB8">
-          <v:rect id="_x0000_i1137" style="width:0;height:1.5pt" o:hralign="center" o:hrstd="t" o:hr="t" fillcolor="#a0a0a0" stroked="f"/>
+          <v:rect id="_x0000_i1027" style="width:0;height:1.5pt" o:hralign="center" o:hrstd="t" o:hr="t" fillcolor="#a0a0a0" stroked="f"/>
         </w:pict>
       </w:r>
     </w:p>
@@ -3479,30 +2591,8 @@
         <w:rPr>
           <w:lang w:val="tr-TR"/>
         </w:rPr>
-        <w:t xml:space="preserve">8. </w:t>
-      </w:r>
-      <w:proofErr w:type="spellStart"/>
-      <w:r>
-        <w:rPr>
-          <w:lang w:val="tr-TR"/>
-        </w:rPr>
-        <w:t>RecordManager</w:t>
-      </w:r>
-      <w:proofErr w:type="spellEnd"/>
-      <w:r>
-        <w:rPr>
-          <w:lang w:val="tr-TR"/>
-        </w:rPr>
-        <w:t xml:space="preserve"> </w:t>
-      </w:r>
-      <w:proofErr w:type="spellStart"/>
-      <w:r>
-        <w:rPr>
-          <w:lang w:val="tr-TR"/>
-        </w:rPr>
-        <w:t>Algorithms</w:t>
-      </w:r>
-      <w:proofErr w:type="spellEnd"/>
+        <w:t>8. RecordManager Algorithms</w:t>
+      </w:r>
     </w:p>
     <w:p>
       <w:pPr>
@@ -3512,34 +2602,14 @@
           <w:lang w:val="tr-TR"/>
         </w:rPr>
       </w:pPr>
-      <w:proofErr w:type="spellStart"/>
       <w:r>
         <w:rPr>
           <w:b/>
           <w:bCs/>
           <w:lang w:val="tr-TR"/>
         </w:rPr>
-        <w:t>Insert</w:t>
-      </w:r>
-      <w:proofErr w:type="spellEnd"/>
-      <w:r>
-        <w:rPr>
-          <w:b/>
-          <w:bCs/>
-          <w:lang w:val="tr-TR"/>
-        </w:rPr>
-        <w:t xml:space="preserve"> </w:t>
-      </w:r>
-      <w:proofErr w:type="spellStart"/>
-      <w:r>
-        <w:rPr>
-          <w:b/>
-          <w:bCs/>
-          <w:lang w:val="tr-TR"/>
-        </w:rPr>
-        <w:t>Algorithm</w:t>
-      </w:r>
-      <w:proofErr w:type="spellEnd"/>
+        <w:t>Insert Algorithm</w:t>
+      </w:r>
     </w:p>
     <w:p>
       <w:pPr>
@@ -3551,19 +2621,11 @@
           <w:lang w:val="tr-TR"/>
         </w:rPr>
       </w:pPr>
-      <w:proofErr w:type="spellStart"/>
-      <w:r>
-        <w:rPr>
-          <w:lang w:val="tr-TR"/>
-        </w:rPr>
-        <w:t>Row</w:t>
-      </w:r>
-      <w:proofErr w:type="spellEnd"/>
-      <w:r>
-        <w:rPr>
-          <w:lang w:val="tr-TR"/>
-        </w:rPr>
-        <w:t xml:space="preserve"> oluşturulur. </w:t>
+      <w:r>
+        <w:rPr>
+          <w:lang w:val="tr-TR"/>
+        </w:rPr>
+        <w:t xml:space="preserve">Row oluşturulur. </w:t>
       </w:r>
     </w:p>
     <w:p>
@@ -3576,33 +2638,11 @@
           <w:lang w:val="tr-TR"/>
         </w:rPr>
       </w:pPr>
-      <w:proofErr w:type="spellStart"/>
-      <w:r>
-        <w:rPr>
-          <w:lang w:val="tr-TR"/>
-        </w:rPr>
-        <w:t>RowSerializer</w:t>
-      </w:r>
-      <w:proofErr w:type="spellEnd"/>
-      <w:r>
-        <w:rPr>
-          <w:lang w:val="tr-TR"/>
-        </w:rPr>
-        <w:t xml:space="preserve"> ile </w:t>
-      </w:r>
-      <w:proofErr w:type="spellStart"/>
-      <w:r>
-        <w:rPr>
-          <w:lang w:val="tr-TR"/>
-        </w:rPr>
-        <w:t>binary</w:t>
-      </w:r>
-      <w:proofErr w:type="spellEnd"/>
-      <w:r>
-        <w:rPr>
-          <w:lang w:val="tr-TR"/>
-        </w:rPr>
-        <w:t xml:space="preserve"> veriye dönüştürülür. </w:t>
+      <w:r>
+        <w:rPr>
+          <w:lang w:val="tr-TR"/>
+        </w:rPr>
+        <w:t xml:space="preserve">RowSerializer ile binary veriye dönüştürülür. </w:t>
       </w:r>
     </w:p>
     <w:p>
@@ -3615,19 +2655,11 @@
           <w:lang w:val="tr-TR"/>
         </w:rPr>
       </w:pPr>
-      <w:proofErr w:type="spellStart"/>
-      <w:r>
-        <w:rPr>
-          <w:lang w:val="tr-TR"/>
-        </w:rPr>
-        <w:t>Record</w:t>
-      </w:r>
-      <w:proofErr w:type="spellEnd"/>
-      <w:r>
-        <w:rPr>
-          <w:lang w:val="tr-TR"/>
-        </w:rPr>
-        <w:t xml:space="preserve"> nesnesi oluşturulur. </w:t>
+      <w:r>
+        <w:rPr>
+          <w:lang w:val="tr-TR"/>
+        </w:rPr>
+        <w:t xml:space="preserve">Record nesnesi oluşturulur. </w:t>
       </w:r>
     </w:p>
     <w:p>
@@ -3640,19 +2672,11 @@
           <w:lang w:val="tr-TR"/>
         </w:rPr>
       </w:pPr>
-      <w:proofErr w:type="spellStart"/>
-      <w:r>
-        <w:rPr>
-          <w:lang w:val="tr-TR"/>
-        </w:rPr>
-        <w:t>RecordSerializer</w:t>
-      </w:r>
-      <w:proofErr w:type="spellEnd"/>
-      <w:r>
-        <w:rPr>
-          <w:lang w:val="tr-TR"/>
-        </w:rPr>
-        <w:t xml:space="preserve"> çalıştırılır. </w:t>
+      <w:r>
+        <w:rPr>
+          <w:lang w:val="tr-TR"/>
+        </w:rPr>
+        <w:t xml:space="preserve">RecordSerializer çalıştırılır. </w:t>
       </w:r>
     </w:p>
     <w:p>
@@ -3670,21 +2694,7 @@
           <w:lang w:val="tr-TR"/>
         </w:rPr>
         <w:lastRenderedPageBreak/>
-        <w:t xml:space="preserve">Uygun </w:t>
-      </w:r>
-      <w:proofErr w:type="spellStart"/>
-      <w:r>
-        <w:rPr>
-          <w:lang w:val="tr-TR"/>
-        </w:rPr>
-        <w:t>Page</w:t>
-      </w:r>
-      <w:proofErr w:type="spellEnd"/>
-      <w:r>
-        <w:rPr>
-          <w:lang w:val="tr-TR"/>
-        </w:rPr>
-        <w:t xml:space="preserve"> aranır. </w:t>
+        <w:t xml:space="preserve">Uygun Page aranır. </w:t>
       </w:r>
     </w:p>
     <w:p>
@@ -3701,21 +2711,7 @@
         <w:rPr>
           <w:lang w:val="tr-TR"/>
         </w:rPr>
-        <w:t xml:space="preserve">Yeterli boş alan varsa </w:t>
-      </w:r>
-      <w:proofErr w:type="spellStart"/>
-      <w:r>
-        <w:rPr>
-          <w:lang w:val="tr-TR"/>
-        </w:rPr>
-        <w:t>Record</w:t>
-      </w:r>
-      <w:proofErr w:type="spellEnd"/>
-      <w:r>
-        <w:rPr>
-          <w:lang w:val="tr-TR"/>
-        </w:rPr>
-        <w:t xml:space="preserve"> yazılır. </w:t>
+        <w:t xml:space="preserve">Yeterli boş alan varsa Record yazılır. </w:t>
       </w:r>
     </w:p>
     <w:p>
@@ -3728,19 +2724,11 @@
           <w:lang w:val="tr-TR"/>
         </w:rPr>
       </w:pPr>
-      <w:proofErr w:type="spellStart"/>
-      <w:r>
-        <w:rPr>
-          <w:lang w:val="tr-TR"/>
-        </w:rPr>
-        <w:t>Header</w:t>
-      </w:r>
-      <w:proofErr w:type="spellEnd"/>
-      <w:r>
-        <w:rPr>
-          <w:lang w:val="tr-TR"/>
-        </w:rPr>
-        <w:t xml:space="preserve"> bilgileri güncellenir. </w:t>
+      <w:r>
+        <w:rPr>
+          <w:lang w:val="tr-TR"/>
+        </w:rPr>
+        <w:t xml:space="preserve">Header bilgileri güncellenir. </w:t>
       </w:r>
     </w:p>
     <w:p>
@@ -3753,19 +2741,11 @@
           <w:lang w:val="tr-TR"/>
         </w:rPr>
       </w:pPr>
-      <w:proofErr w:type="spellStart"/>
-      <w:r>
-        <w:rPr>
-          <w:lang w:val="tr-TR"/>
-        </w:rPr>
-        <w:t>DataFile</w:t>
-      </w:r>
-      <w:proofErr w:type="spellEnd"/>
-      <w:r>
-        <w:rPr>
-          <w:lang w:val="tr-TR"/>
-        </w:rPr>
-        <w:t xml:space="preserve"> üzerine kaydedilir. </w:t>
+      <w:r>
+        <w:rPr>
+          <w:lang w:val="tr-TR"/>
+        </w:rPr>
+        <w:t xml:space="preserve">DataFile üzerine kaydedilir. </w:t>
       </w:r>
     </w:p>
     <w:p>
@@ -3779,16 +2759,8 @@
         <w:rPr>
           <w:lang w:val="tr-TR"/>
         </w:rPr>
-        <w:t xml:space="preserve">Read </w:t>
-      </w:r>
-      <w:proofErr w:type="spellStart"/>
-      <w:r>
-        <w:rPr>
-          <w:lang w:val="tr-TR"/>
-        </w:rPr>
-        <w:t>Algorithm</w:t>
-      </w:r>
-      <w:proofErr w:type="spellEnd"/>
+        <w:t>Read Algorithm</w:t>
+      </w:r>
     </w:p>
     <w:p>
       <w:pPr>
@@ -3800,19 +2772,11 @@
           <w:lang w:val="tr-TR"/>
         </w:rPr>
       </w:pPr>
-      <w:proofErr w:type="spellStart"/>
-      <w:r>
-        <w:rPr>
-          <w:lang w:val="tr-TR"/>
-        </w:rPr>
-        <w:t>Record</w:t>
-      </w:r>
-      <w:proofErr w:type="spellEnd"/>
-      <w:r>
-        <w:rPr>
-          <w:lang w:val="tr-TR"/>
-        </w:rPr>
-        <w:t xml:space="preserve"> ID bulunur. </w:t>
+      <w:r>
+        <w:rPr>
+          <w:lang w:val="tr-TR"/>
+        </w:rPr>
+        <w:t xml:space="preserve">Record ID bulunur. </w:t>
       </w:r>
     </w:p>
     <w:p>
@@ -3842,33 +2806,11 @@
           <w:lang w:val="tr-TR"/>
         </w:rPr>
       </w:pPr>
-      <w:proofErr w:type="spellStart"/>
-      <w:r>
-        <w:rPr>
-          <w:lang w:val="tr-TR"/>
-        </w:rPr>
-        <w:t>Binary</w:t>
-      </w:r>
-      <w:proofErr w:type="spellEnd"/>
-      <w:r>
-        <w:rPr>
-          <w:lang w:val="tr-TR"/>
-        </w:rPr>
-        <w:t xml:space="preserve"> </w:t>
-      </w:r>
-      <w:proofErr w:type="spellStart"/>
-      <w:r>
-        <w:rPr>
-          <w:lang w:val="tr-TR"/>
-        </w:rPr>
-        <w:t>Record</w:t>
-      </w:r>
-      <w:proofErr w:type="spellEnd"/>
-      <w:r>
-        <w:rPr>
-          <w:lang w:val="tr-TR"/>
-        </w:rPr>
-        <w:t xml:space="preserve"> ayrıştırılır. </w:t>
+      <w:r>
+        <w:rPr>
+          <w:lang w:val="tr-TR"/>
+        </w:rPr>
+        <w:t xml:space="preserve">Binary Record ayrıştırılır. </w:t>
       </w:r>
     </w:p>
     <w:p>
@@ -3881,33 +2823,11 @@
           <w:lang w:val="tr-TR"/>
         </w:rPr>
       </w:pPr>
-      <w:proofErr w:type="spellStart"/>
-      <w:r>
-        <w:rPr>
-          <w:lang w:val="tr-TR"/>
-        </w:rPr>
-        <w:t>Binary</w:t>
-      </w:r>
-      <w:proofErr w:type="spellEnd"/>
-      <w:r>
-        <w:rPr>
-          <w:lang w:val="tr-TR"/>
-        </w:rPr>
-        <w:t xml:space="preserve"> </w:t>
-      </w:r>
-      <w:proofErr w:type="spellStart"/>
-      <w:r>
-        <w:rPr>
-          <w:lang w:val="tr-TR"/>
-        </w:rPr>
-        <w:t>Row</w:t>
-      </w:r>
-      <w:proofErr w:type="spellEnd"/>
-      <w:r>
-        <w:rPr>
-          <w:lang w:val="tr-TR"/>
-        </w:rPr>
-        <w:t xml:space="preserve"> okunur. </w:t>
+      <w:r>
+        <w:rPr>
+          <w:lang w:val="tr-TR"/>
+        </w:rPr>
+        <w:t xml:space="preserve">Binary Row okunur. </w:t>
       </w:r>
     </w:p>
     <w:p>
@@ -3920,19 +2840,11 @@
           <w:lang w:val="tr-TR"/>
         </w:rPr>
       </w:pPr>
-      <w:proofErr w:type="spellStart"/>
-      <w:r>
-        <w:rPr>
-          <w:lang w:val="tr-TR"/>
-        </w:rPr>
-        <w:t>Row</w:t>
-      </w:r>
-      <w:proofErr w:type="spellEnd"/>
-      <w:r>
-        <w:rPr>
-          <w:lang w:val="tr-TR"/>
-        </w:rPr>
-        <w:t xml:space="preserve"> oluşturularak kullanıcıya döndürülür. </w:t>
+      <w:r>
+        <w:rPr>
+          <w:lang w:val="tr-TR"/>
+        </w:rPr>
+        <w:t xml:space="preserve">Row oluşturularak kullanıcıya döndürülür. </w:t>
       </w:r>
     </w:p>
     <w:p>
@@ -3946,36 +2858,20 @@
         <w:rPr>
           <w:lang w:val="tr-TR"/>
         </w:rPr>
-        <w:t xml:space="preserve">Update </w:t>
-      </w:r>
-      <w:proofErr w:type="spellStart"/>
-      <w:r>
-        <w:rPr>
-          <w:lang w:val="tr-TR"/>
-        </w:rPr>
-        <w:t>Algorithm</w:t>
-      </w:r>
-      <w:proofErr w:type="spellEnd"/>
-    </w:p>
-    <w:p>
-      <w:pPr>
-        <w:rPr>
-          <w:lang w:val="tr-TR"/>
-        </w:rPr>
-      </w:pPr>
-      <w:proofErr w:type="spellStart"/>
-      <w:r>
-        <w:rPr>
-          <w:lang w:val="tr-TR"/>
-        </w:rPr>
-        <w:t>Record</w:t>
-      </w:r>
-      <w:proofErr w:type="spellEnd"/>
-      <w:r>
-        <w:rPr>
-          <w:lang w:val="tr-TR"/>
-        </w:rPr>
-        <w:t xml:space="preserve"> güncellenmeden önce mevcut kayıt okunur.</w:t>
+        <w:t>Update Algorithm</w:t>
+      </w:r>
+    </w:p>
+    <w:p>
+      <w:pPr>
+        <w:rPr>
+          <w:lang w:val="tr-TR"/>
+        </w:rPr>
+      </w:pPr>
+      <w:r>
+        <w:rPr>
+          <w:lang w:val="tr-TR"/>
+        </w:rPr>
+        <w:t>Record güncellenmeden önce mevcut kayıt okunur.</w:t>
       </w:r>
     </w:p>
     <w:p>
@@ -4011,28 +2907,12 @@
           <w:lang w:val="tr-TR"/>
         </w:rPr>
       </w:pPr>
-      <w:proofErr w:type="spellStart"/>
-      <w:r>
-        <w:rPr>
-          <w:lang w:val="tr-TR"/>
-        </w:rPr>
-        <w:t>Delete</w:t>
-      </w:r>
-      <w:proofErr w:type="spellEnd"/>
-      <w:r>
-        <w:rPr>
-          <w:lang w:val="tr-TR"/>
-        </w:rPr>
-        <w:t xml:space="preserve"> </w:t>
-      </w:r>
-      <w:proofErr w:type="spellStart"/>
-      <w:r>
-        <w:rPr>
-          <w:lang w:val="tr-TR"/>
-        </w:rPr>
-        <w:t>Algorithm</w:t>
-      </w:r>
-      <w:proofErr w:type="spellEnd"/>
+      <w:r>
+        <w:rPr>
+          <w:lang w:val="tr-TR"/>
+        </w:rPr>
+        <w:t>Delete Algorithm</w:t>
+      </w:r>
     </w:p>
     <w:p>
       <w:pPr>
@@ -4053,47 +2933,11 @@
           <w:lang w:val="tr-TR"/>
         </w:rPr>
       </w:pPr>
-      <w:proofErr w:type="spellStart"/>
-      <w:r>
-        <w:rPr>
-          <w:lang w:val="tr-TR"/>
-        </w:rPr>
-        <w:t>Deleted</w:t>
-      </w:r>
-      <w:proofErr w:type="spellEnd"/>
-      <w:r>
-        <w:rPr>
-          <w:lang w:val="tr-TR"/>
-        </w:rPr>
-        <w:t xml:space="preserve"> </w:t>
-      </w:r>
-      <w:proofErr w:type="spellStart"/>
-      <w:r>
-        <w:rPr>
-          <w:lang w:val="tr-TR"/>
-        </w:rPr>
-        <w:t>Flag</w:t>
-      </w:r>
-      <w:proofErr w:type="spellEnd"/>
-      <w:r>
-        <w:rPr>
-          <w:lang w:val="tr-TR"/>
-        </w:rPr>
-        <w:t xml:space="preserve"> = </w:t>
-      </w:r>
-      <w:proofErr w:type="spellStart"/>
-      <w:r>
-        <w:rPr>
-          <w:lang w:val="tr-TR"/>
-        </w:rPr>
-        <w:t>true</w:t>
-      </w:r>
-      <w:proofErr w:type="spellEnd"/>
-      <w:r>
-        <w:rPr>
-          <w:lang w:val="tr-TR"/>
-        </w:rPr>
-        <w:t xml:space="preserve"> yapılır.</w:t>
+      <w:r>
+        <w:rPr>
+          <w:lang w:val="tr-TR"/>
+        </w:rPr>
+        <w:t>Deleted Flag = true yapılır.</w:t>
       </w:r>
     </w:p>
     <w:p>
@@ -4216,42 +3060,20 @@
         <w:rPr>
           <w:lang w:val="tr-TR"/>
         </w:rPr>
-        <w:t>9. Multi-</w:t>
-      </w:r>
-      <w:proofErr w:type="spellStart"/>
-      <w:r>
-        <w:rPr>
-          <w:lang w:val="tr-TR"/>
-        </w:rPr>
-        <w:t>Page</w:t>
-      </w:r>
-      <w:proofErr w:type="spellEnd"/>
-      <w:r>
-        <w:rPr>
-          <w:lang w:val="tr-TR"/>
-        </w:rPr>
-        <w:t xml:space="preserve"> Management</w:t>
-      </w:r>
-    </w:p>
-    <w:p>
-      <w:pPr>
-        <w:rPr>
-          <w:lang w:val="tr-TR"/>
-        </w:rPr>
-      </w:pPr>
-      <w:proofErr w:type="spellStart"/>
-      <w:r>
-        <w:rPr>
-          <w:lang w:val="tr-TR"/>
-        </w:rPr>
-        <w:t>RecordManager</w:t>
-      </w:r>
-      <w:proofErr w:type="spellEnd"/>
-      <w:r>
-        <w:rPr>
-          <w:lang w:val="tr-TR"/>
-        </w:rPr>
-        <w:t>, kayıt eklerken uygun boş alana sahip sayfayı arar.</w:t>
+        <w:t>9. Multi-Page Management</w:t>
+      </w:r>
+    </w:p>
+    <w:p>
+      <w:pPr>
+        <w:rPr>
+          <w:lang w:val="tr-TR"/>
+        </w:rPr>
+      </w:pPr>
+      <w:r>
+        <w:rPr>
+          <w:lang w:val="tr-TR"/>
+        </w:rPr>
+        <w:t>RecordManager, kayıt eklerken uygun boş alana sahip sayfayı arar.</w:t>
       </w:r>
     </w:p>
     <w:p>
@@ -4279,28 +3101,12 @@
           <w:lang w:val="tr-TR"/>
         </w:rPr>
       </w:pPr>
-      <w:proofErr w:type="spellStart"/>
-      <w:r>
-        <w:rPr>
-          <w:lang w:val="tr-TR"/>
-        </w:rPr>
-        <w:t>Current</w:t>
-      </w:r>
-      <w:proofErr w:type="spellEnd"/>
-      <w:r>
-        <w:rPr>
-          <w:lang w:val="tr-TR"/>
-        </w:rPr>
-        <w:t xml:space="preserve"> </w:t>
-      </w:r>
-      <w:proofErr w:type="spellStart"/>
-      <w:r>
-        <w:rPr>
-          <w:lang w:val="tr-TR"/>
-        </w:rPr>
-        <w:t>Page</w:t>
-      </w:r>
-      <w:proofErr w:type="spellEnd"/>
+      <w:r>
+        <w:rPr>
+          <w:lang w:val="tr-TR"/>
+        </w:rPr>
+        <w:t>Current Page</w:t>
+      </w:r>
     </w:p>
     <w:p>
       <w:pPr>
@@ -4337,21 +3143,7 @@
         <w:rPr>
           <w:lang w:val="tr-TR"/>
         </w:rPr>
-        <w:t xml:space="preserve">No </w:t>
-      </w:r>
-      <w:proofErr w:type="spellStart"/>
-      <w:r>
-        <w:rPr>
-          <w:lang w:val="tr-TR"/>
-        </w:rPr>
-        <w:t>Free</w:t>
-      </w:r>
-      <w:proofErr w:type="spellEnd"/>
-      <w:r>
-        <w:rPr>
-          <w:lang w:val="tr-TR"/>
-        </w:rPr>
-        <w:t xml:space="preserve"> Space</w:t>
+        <w:t>No Free Space</w:t>
       </w:r>
     </w:p>
     <w:p>
@@ -4386,28 +3178,12 @@
           <w:lang w:val="tr-TR"/>
         </w:rPr>
       </w:pPr>
-      <w:proofErr w:type="spellStart"/>
-      <w:r>
-        <w:rPr>
-          <w:lang w:val="tr-TR"/>
-        </w:rPr>
-        <w:t>Create</w:t>
-      </w:r>
-      <w:proofErr w:type="spellEnd"/>
-      <w:r>
-        <w:rPr>
-          <w:lang w:val="tr-TR"/>
-        </w:rPr>
-        <w:t xml:space="preserve"> New </w:t>
-      </w:r>
-      <w:proofErr w:type="spellStart"/>
-      <w:r>
-        <w:rPr>
-          <w:lang w:val="tr-TR"/>
-        </w:rPr>
-        <w:t>Page</w:t>
-      </w:r>
-      <w:proofErr w:type="spellEnd"/>
+      <w:r>
+        <w:rPr>
+          <w:lang w:val="tr-TR"/>
+        </w:rPr>
+        <w:t>Create New Page</w:t>
+      </w:r>
     </w:p>
     <w:p>
       <w:pPr>
@@ -4444,16 +3220,8 @@
         <w:rPr>
           <w:lang w:val="tr-TR"/>
         </w:rPr>
-        <w:t xml:space="preserve">Write </w:t>
-      </w:r>
-      <w:proofErr w:type="spellStart"/>
-      <w:r>
-        <w:rPr>
-          <w:lang w:val="tr-TR"/>
-        </w:rPr>
-        <w:t>Record</w:t>
-      </w:r>
-      <w:proofErr w:type="spellEnd"/>
+        <w:t>Write Record</w:t>
+      </w:r>
     </w:p>
     <w:p>
       <w:pPr>
@@ -4479,7 +3247,7 @@
           <w:lang w:val="tr-TR"/>
         </w:rPr>
         <w:pict w14:anchorId="5B7DC627">
-          <v:rect id="_x0000_i1142" style="width:0;height:1.5pt" o:hralign="center" o:hrstd="t" o:hr="t" fillcolor="#a0a0a0" stroked="f"/>
+          <v:rect id="_x0000_i1028" style="width:0;height:1.5pt" o:hralign="center" o:hrstd="t" o:hr="t" fillcolor="#a0a0a0" stroked="f"/>
         </w:pict>
       </w:r>
     </w:p>
@@ -4494,21 +3262,7 @@
         <w:rPr>
           <w:lang w:val="tr-TR"/>
         </w:rPr>
-        <w:t xml:space="preserve">10. </w:t>
-      </w:r>
-      <w:proofErr w:type="spellStart"/>
-      <w:r>
-        <w:rPr>
-          <w:lang w:val="tr-TR"/>
-        </w:rPr>
-        <w:t>Persistence</w:t>
-      </w:r>
-      <w:proofErr w:type="spellEnd"/>
-      <w:r>
-        <w:rPr>
-          <w:lang w:val="tr-TR"/>
-        </w:rPr>
-        <w:t xml:space="preserve"> Architecture</w:t>
+        <w:t>10. Persistence Architecture</w:t>
       </w:r>
     </w:p>
     <w:p>
@@ -4547,19 +3301,11 @@
           <w:lang w:val="tr-TR"/>
         </w:rPr>
       </w:pPr>
-      <w:proofErr w:type="spellStart"/>
-      <w:r>
-        <w:rPr>
-          <w:lang w:val="tr-TR"/>
-        </w:rPr>
-        <w:t>DataFile</w:t>
-      </w:r>
-      <w:proofErr w:type="spellEnd"/>
-      <w:r>
-        <w:rPr>
-          <w:lang w:val="tr-TR"/>
-        </w:rPr>
-        <w:t xml:space="preserve"> okunur. </w:t>
+      <w:r>
+        <w:rPr>
+          <w:lang w:val="tr-TR"/>
+        </w:rPr>
+        <w:t xml:space="preserve">DataFile okunur. </w:t>
       </w:r>
     </w:p>
     <w:p>
@@ -4572,19 +3318,11 @@
           <w:lang w:val="tr-TR"/>
         </w:rPr>
       </w:pPr>
-      <w:proofErr w:type="spellStart"/>
-      <w:r>
-        <w:rPr>
-          <w:lang w:val="tr-TR"/>
-        </w:rPr>
-        <w:t>PageManager</w:t>
-      </w:r>
-      <w:proofErr w:type="spellEnd"/>
-      <w:r>
-        <w:rPr>
-          <w:lang w:val="tr-TR"/>
-        </w:rPr>
-        <w:t xml:space="preserve"> sayfaları yükler. </w:t>
+      <w:r>
+        <w:rPr>
+          <w:lang w:val="tr-TR"/>
+        </w:rPr>
+        <w:t xml:space="preserve">PageManager sayfaları yükler. </w:t>
       </w:r>
     </w:p>
     <w:p>
@@ -4597,47 +3335,11 @@
           <w:lang w:val="tr-TR"/>
         </w:rPr>
       </w:pPr>
-      <w:proofErr w:type="spellStart"/>
-      <w:r>
-        <w:rPr>
-          <w:lang w:val="tr-TR"/>
-        </w:rPr>
-        <w:t>RecordManager</w:t>
-      </w:r>
-      <w:proofErr w:type="spellEnd"/>
-      <w:r>
-        <w:rPr>
-          <w:lang w:val="tr-TR"/>
-        </w:rPr>
-        <w:t xml:space="preserve"> en büyük </w:t>
-      </w:r>
-      <w:proofErr w:type="spellStart"/>
-      <w:r>
-        <w:rPr>
-          <w:lang w:val="tr-TR"/>
-        </w:rPr>
-        <w:t>Record</w:t>
-      </w:r>
-      <w:proofErr w:type="spellEnd"/>
-      <w:r>
-        <w:rPr>
-          <w:lang w:val="tr-TR"/>
-        </w:rPr>
-        <w:t xml:space="preserve"> </w:t>
-      </w:r>
-      <w:proofErr w:type="spellStart"/>
-      <w:r>
-        <w:rPr>
-          <w:lang w:val="tr-TR"/>
-        </w:rPr>
-        <w:t>ID'yi</w:t>
-      </w:r>
-      <w:proofErr w:type="spellEnd"/>
-      <w:r>
-        <w:rPr>
-          <w:lang w:val="tr-TR"/>
-        </w:rPr>
-        <w:t xml:space="preserve"> belirler. </w:t>
+      <w:r>
+        <w:rPr>
+          <w:lang w:val="tr-TR"/>
+        </w:rPr>
+        <w:t xml:space="preserve">RecordManager en büyük Record ID'yi belirler. </w:t>
       </w:r>
     </w:p>
     <w:p>
@@ -4681,59 +3383,21 @@
         <w:rPr>
           <w:lang w:val="tr-TR"/>
         </w:rPr>
-        <w:t xml:space="preserve">11. </w:t>
-      </w:r>
-      <w:proofErr w:type="spellStart"/>
-      <w:r>
-        <w:rPr>
-          <w:lang w:val="tr-TR"/>
-        </w:rPr>
-        <w:t>Record</w:t>
-      </w:r>
-      <w:proofErr w:type="spellEnd"/>
-      <w:r>
-        <w:rPr>
-          <w:lang w:val="tr-TR"/>
-        </w:rPr>
-        <w:t xml:space="preserve"> Life </w:t>
-      </w:r>
-      <w:proofErr w:type="spellStart"/>
-      <w:r>
-        <w:rPr>
-          <w:lang w:val="tr-TR"/>
-        </w:rPr>
-        <w:t>Cycle</w:t>
-      </w:r>
-      <w:proofErr w:type="spellEnd"/>
-    </w:p>
-    <w:p>
-      <w:pPr>
-        <w:rPr>
-          <w:lang w:val="tr-TR"/>
-        </w:rPr>
-      </w:pPr>
-      <w:proofErr w:type="spellStart"/>
-      <w:r>
-        <w:rPr>
-          <w:lang w:val="tr-TR"/>
-        </w:rPr>
-        <w:t>Create</w:t>
-      </w:r>
-      <w:proofErr w:type="spellEnd"/>
-      <w:r>
-        <w:rPr>
-          <w:lang w:val="tr-TR"/>
-        </w:rPr>
-        <w:t xml:space="preserve"> </w:t>
-      </w:r>
-      <w:proofErr w:type="spellStart"/>
-      <w:r>
-        <w:rPr>
-          <w:lang w:val="tr-TR"/>
-        </w:rPr>
-        <w:t>Row</w:t>
-      </w:r>
-      <w:proofErr w:type="spellEnd"/>
+        <w:t>11. Record Life Cycle</w:t>
+      </w:r>
+    </w:p>
+    <w:p>
+      <w:pPr>
+        <w:rPr>
+          <w:lang w:val="tr-TR"/>
+        </w:rPr>
+      </w:pPr>
+      <w:r>
+        <w:rPr>
+          <w:lang w:val="tr-TR"/>
+        </w:rPr>
+        <w:t>Create Row</w:t>
+      </w:r>
     </w:p>
     <w:p>
       <w:pPr>
@@ -4774,14 +3438,12 @@
           <w:lang w:val="tr-TR"/>
         </w:rPr>
       </w:pPr>
-      <w:proofErr w:type="spellStart"/>
       <w:r>
         <w:rPr>
           <w:lang w:val="tr-TR"/>
         </w:rPr>
         <w:t>Serialize</w:t>
       </w:r>
-      <w:proofErr w:type="spellEnd"/>
     </w:p>
     <w:p>
       <w:pPr>
@@ -4822,28 +3484,12 @@
           <w:lang w:val="tr-TR"/>
         </w:rPr>
       </w:pPr>
-      <w:proofErr w:type="spellStart"/>
-      <w:r>
-        <w:rPr>
-          <w:lang w:val="tr-TR"/>
-        </w:rPr>
-        <w:t>Create</w:t>
-      </w:r>
-      <w:proofErr w:type="spellEnd"/>
-      <w:r>
-        <w:rPr>
-          <w:lang w:val="tr-TR"/>
-        </w:rPr>
-        <w:t xml:space="preserve"> </w:t>
-      </w:r>
-      <w:proofErr w:type="spellStart"/>
-      <w:r>
-        <w:rPr>
-          <w:lang w:val="tr-TR"/>
-        </w:rPr>
-        <w:t>Record</w:t>
-      </w:r>
-      <w:proofErr w:type="spellEnd"/>
+      <w:r>
+        <w:rPr>
+          <w:lang w:val="tr-TR"/>
+        </w:rPr>
+        <w:t>Create Record</w:t>
+      </w:r>
     </w:p>
     <w:p>
       <w:pPr>
@@ -4888,16 +3534,8 @@
         <w:rPr>
           <w:lang w:val="tr-TR"/>
         </w:rPr>
-        <w:t xml:space="preserve">Write </w:t>
-      </w:r>
-      <w:proofErr w:type="spellStart"/>
-      <w:r>
-        <w:rPr>
-          <w:lang w:val="tr-TR"/>
-        </w:rPr>
-        <w:t>Page</w:t>
-      </w:r>
-      <w:proofErr w:type="spellEnd"/>
+        <w:t>Write Page</w:t>
+      </w:r>
     </w:p>
     <w:p>
       <w:pPr>
@@ -5031,14 +3669,12 @@
           <w:lang w:val="tr-TR"/>
         </w:rPr>
       </w:pPr>
-      <w:proofErr w:type="spellStart"/>
       <w:r>
         <w:rPr>
           <w:lang w:val="tr-TR"/>
         </w:rPr>
         <w:t>Deserialize</w:t>
       </w:r>
-      <w:proofErr w:type="spellEnd"/>
     </w:p>
     <w:p>
       <w:pPr>
@@ -5083,16 +3719,8 @@
         <w:rPr>
           <w:lang w:val="tr-TR"/>
         </w:rPr>
-        <w:t xml:space="preserve">Return </w:t>
-      </w:r>
-      <w:proofErr w:type="spellStart"/>
-      <w:r>
-        <w:rPr>
-          <w:lang w:val="tr-TR"/>
-        </w:rPr>
-        <w:t>Row</w:t>
-      </w:r>
-      <w:proofErr w:type="spellEnd"/>
+        <w:t>Return Row</w:t>
+      </w:r>
     </w:p>
     <w:p>
       <w:pPr>
@@ -5105,30 +3733,8 @@
         <w:rPr>
           <w:lang w:val="tr-TR"/>
         </w:rPr>
-        <w:t xml:space="preserve">12. </w:t>
-      </w:r>
-      <w:proofErr w:type="spellStart"/>
-      <w:r>
-        <w:rPr>
-          <w:lang w:val="tr-TR"/>
-        </w:rPr>
-        <w:t>Physical</w:t>
-      </w:r>
-      <w:proofErr w:type="spellEnd"/>
-      <w:r>
-        <w:rPr>
-          <w:lang w:val="tr-TR"/>
-        </w:rPr>
-        <w:t xml:space="preserve"> Storage </w:t>
-      </w:r>
-      <w:proofErr w:type="spellStart"/>
-      <w:r>
-        <w:rPr>
-          <w:lang w:val="tr-TR"/>
-        </w:rPr>
-        <w:t>Flow</w:t>
-      </w:r>
-      <w:proofErr w:type="spellEnd"/>
+        <w:t>12. Physical Storage Flow</w:t>
+      </w:r>
     </w:p>
     <w:p>
       <w:pPr>
@@ -5182,14 +3788,12 @@
           <w:lang w:val="tr-TR"/>
         </w:rPr>
       </w:pPr>
-      <w:proofErr w:type="spellStart"/>
       <w:r>
         <w:rPr>
           <w:lang w:val="tr-TR"/>
         </w:rPr>
         <w:t>RecordManager</w:t>
       </w:r>
-      <w:proofErr w:type="spellEnd"/>
     </w:p>
     <w:p>
       <w:pPr>
@@ -5230,14 +3834,12 @@
           <w:lang w:val="tr-TR"/>
         </w:rPr>
       </w:pPr>
-      <w:proofErr w:type="spellStart"/>
       <w:r>
         <w:rPr>
           <w:lang w:val="tr-TR"/>
         </w:rPr>
         <w:t>RecordSerializer</w:t>
       </w:r>
-      <w:proofErr w:type="spellEnd"/>
     </w:p>
     <w:p>
       <w:pPr>
@@ -5278,14 +3880,12 @@
           <w:lang w:val="tr-TR"/>
         </w:rPr>
       </w:pPr>
-      <w:proofErr w:type="spellStart"/>
       <w:r>
         <w:rPr>
           <w:lang w:val="tr-TR"/>
         </w:rPr>
         <w:t>PageManager</w:t>
       </w:r>
-      <w:proofErr w:type="spellEnd"/>
     </w:p>
     <w:p>
       <w:pPr>
@@ -5326,14 +3926,12 @@
           <w:lang w:val="tr-TR"/>
         </w:rPr>
       </w:pPr>
-      <w:proofErr w:type="spellStart"/>
       <w:r>
         <w:rPr>
           <w:lang w:val="tr-TR"/>
         </w:rPr>
         <w:t>PageSerializer</w:t>
       </w:r>
-      <w:proofErr w:type="spellEnd"/>
     </w:p>
     <w:p>
       <w:pPr>
@@ -5374,14 +3972,12 @@
           <w:lang w:val="tr-TR"/>
         </w:rPr>
       </w:pPr>
-      <w:proofErr w:type="spellStart"/>
       <w:r>
         <w:rPr>
           <w:lang w:val="tr-TR"/>
         </w:rPr>
         <w:t>DataFile</w:t>
       </w:r>
-      <w:proofErr w:type="spellEnd"/>
     </w:p>
     <w:p>
       <w:pPr>
@@ -5454,30 +4050,8 @@
         <w:rPr>
           <w:lang w:val="tr-TR"/>
         </w:rPr>
-        <w:t xml:space="preserve">13. </w:t>
-      </w:r>
-      <w:proofErr w:type="spellStart"/>
-      <w:r>
-        <w:rPr>
-          <w:lang w:val="tr-TR"/>
-        </w:rPr>
-        <w:t>Performance</w:t>
-      </w:r>
-      <w:proofErr w:type="spellEnd"/>
-      <w:r>
-        <w:rPr>
-          <w:lang w:val="tr-TR"/>
-        </w:rPr>
-        <w:t xml:space="preserve"> </w:t>
-      </w:r>
-      <w:proofErr w:type="spellStart"/>
-      <w:r>
-        <w:rPr>
-          <w:lang w:val="tr-TR"/>
-        </w:rPr>
-        <w:t>Considerations</w:t>
-      </w:r>
-      <w:proofErr w:type="spellEnd"/>
+        <w:t>13. Performance Considerations</w:t>
+      </w:r>
     </w:p>
     <w:p>
       <w:pPr>
@@ -5519,47 +4093,11 @@
           <w:lang w:val="tr-TR"/>
         </w:rPr>
       </w:pPr>
-      <w:proofErr w:type="spellStart"/>
-      <w:r>
-        <w:rPr>
-          <w:lang w:val="tr-TR"/>
-        </w:rPr>
-        <w:t>Sequential</w:t>
-      </w:r>
-      <w:proofErr w:type="spellEnd"/>
-      <w:r>
-        <w:rPr>
-          <w:lang w:val="tr-TR"/>
-        </w:rPr>
-        <w:t xml:space="preserve"> </w:t>
-      </w:r>
-      <w:proofErr w:type="spellStart"/>
-      <w:r>
-        <w:rPr>
-          <w:lang w:val="tr-TR"/>
-        </w:rPr>
-        <w:t>record</w:t>
-      </w:r>
-      <w:proofErr w:type="spellEnd"/>
-      <w:r>
-        <w:rPr>
-          <w:lang w:val="tr-TR"/>
-        </w:rPr>
-        <w:t xml:space="preserve"> </w:t>
-      </w:r>
-      <w:proofErr w:type="spellStart"/>
-      <w:r>
-        <w:rPr>
-          <w:lang w:val="tr-TR"/>
-        </w:rPr>
-        <w:t>storage</w:t>
-      </w:r>
-      <w:proofErr w:type="spellEnd"/>
-      <w:r>
-        <w:rPr>
-          <w:lang w:val="tr-TR"/>
-        </w:rPr>
-        <w:t xml:space="preserve"> </w:t>
+      <w:r>
+        <w:rPr>
+          <w:lang w:val="tr-TR"/>
+        </w:rPr>
+        <w:t xml:space="preserve">Sequential record storage </w:t>
       </w:r>
     </w:p>
     <w:p>
@@ -5589,33 +4127,11 @@
           <w:lang w:val="tr-TR"/>
         </w:rPr>
       </w:pPr>
-      <w:proofErr w:type="spellStart"/>
-      <w:r>
-        <w:rPr>
-          <w:lang w:val="tr-TR"/>
-        </w:rPr>
-        <w:t>Binary</w:t>
-      </w:r>
-      <w:proofErr w:type="spellEnd"/>
-      <w:r>
-        <w:rPr>
-          <w:lang w:val="tr-TR"/>
-        </w:rPr>
-        <w:t xml:space="preserve"> </w:t>
-      </w:r>
-      <w:proofErr w:type="spellStart"/>
-      <w:r>
-        <w:rPr>
-          <w:lang w:val="tr-TR"/>
-        </w:rPr>
-        <w:t>serialization</w:t>
-      </w:r>
-      <w:proofErr w:type="spellEnd"/>
-      <w:r>
-        <w:rPr>
-          <w:lang w:val="tr-TR"/>
-        </w:rPr>
-        <w:t xml:space="preserve"> </w:t>
+      <w:r>
+        <w:rPr>
+          <w:lang w:val="tr-TR"/>
+        </w:rPr>
+        <w:t xml:space="preserve">Binary serialization </w:t>
       </w:r>
     </w:p>
     <w:p>
@@ -5786,14 +4302,12 @@
                 <w:lang w:val="tr-TR"/>
               </w:rPr>
             </w:pPr>
-            <w:proofErr w:type="spellStart"/>
             <w:r>
               <w:rPr>
                 <w:lang w:val="tr-TR"/>
               </w:rPr>
               <w:t>RowTest</w:t>
             </w:r>
-            <w:proofErr w:type="spellEnd"/>
           </w:p>
         </w:tc>
         <w:tc>
@@ -5808,19 +4322,11 @@
                 <w:lang w:val="tr-TR"/>
               </w:rPr>
             </w:pPr>
-            <w:proofErr w:type="spellStart"/>
             <w:r>
               <w:rPr>
                 <w:lang w:val="tr-TR"/>
               </w:rPr>
-              <w:t>Row</w:t>
-            </w:r>
-            <w:proofErr w:type="spellEnd"/>
-            <w:r>
-              <w:rPr>
-                <w:lang w:val="tr-TR"/>
-              </w:rPr>
-              <w:t xml:space="preserve"> doğrulama</w:t>
+              <w:t>Row doğrulama</w:t>
             </w:r>
           </w:p>
         </w:tc>
@@ -5841,14 +4347,12 @@
                 <w:lang w:val="tr-TR"/>
               </w:rPr>
             </w:pPr>
-            <w:proofErr w:type="spellStart"/>
             <w:r>
               <w:rPr>
                 <w:lang w:val="tr-TR"/>
               </w:rPr>
               <w:t>RowSerializerTest</w:t>
             </w:r>
-            <w:proofErr w:type="spellEnd"/>
           </w:p>
         </w:tc>
         <w:tc>
@@ -5863,19 +4367,11 @@
                 <w:lang w:val="tr-TR"/>
               </w:rPr>
             </w:pPr>
-            <w:proofErr w:type="spellStart"/>
             <w:r>
               <w:rPr>
                 <w:lang w:val="tr-TR"/>
               </w:rPr>
-              <w:t>Binary</w:t>
-            </w:r>
-            <w:proofErr w:type="spellEnd"/>
-            <w:r>
-              <w:rPr>
-                <w:lang w:val="tr-TR"/>
-              </w:rPr>
-              <w:t xml:space="preserve"> dönüşüm</w:t>
+              <w:t>Binary dönüşüm</w:t>
             </w:r>
           </w:p>
         </w:tc>
@@ -5896,14 +4392,12 @@
                 <w:lang w:val="tr-TR"/>
               </w:rPr>
             </w:pPr>
-            <w:proofErr w:type="spellStart"/>
             <w:r>
               <w:rPr>
                 <w:lang w:val="tr-TR"/>
               </w:rPr>
               <w:t>RecordSerializerTest</w:t>
             </w:r>
-            <w:proofErr w:type="spellEnd"/>
           </w:p>
         </w:tc>
         <w:tc>
@@ -5918,19 +4412,11 @@
                 <w:lang w:val="tr-TR"/>
               </w:rPr>
             </w:pPr>
-            <w:proofErr w:type="spellStart"/>
             <w:r>
               <w:rPr>
                 <w:lang w:val="tr-TR"/>
               </w:rPr>
-              <w:t>Record</w:t>
-            </w:r>
-            <w:proofErr w:type="spellEnd"/>
-            <w:r>
-              <w:rPr>
-                <w:lang w:val="tr-TR"/>
-              </w:rPr>
-              <w:t xml:space="preserve"> serileştirme</w:t>
+              <w:t>Record serileştirme</w:t>
             </w:r>
           </w:p>
         </w:tc>
@@ -5951,14 +4437,12 @@
                 <w:lang w:val="tr-TR"/>
               </w:rPr>
             </w:pPr>
-            <w:proofErr w:type="spellStart"/>
             <w:r>
               <w:rPr>
                 <w:lang w:val="tr-TR"/>
               </w:rPr>
               <w:t>RecordManagerTest</w:t>
             </w:r>
-            <w:proofErr w:type="spellEnd"/>
           </w:p>
         </w:tc>
         <w:tc>
@@ -5977,16 +4461,8 @@
               <w:rPr>
                 <w:lang w:val="tr-TR"/>
               </w:rPr>
-              <w:t xml:space="preserve">CRUD ve </w:t>
+              <w:t>CRUD ve Persistence</w:t>
             </w:r>
-            <w:proofErr w:type="spellStart"/>
-            <w:r>
-              <w:rPr>
-                <w:lang w:val="tr-TR"/>
-              </w:rPr>
-              <w:t>Persistence</w:t>
-            </w:r>
-            <w:proofErr w:type="spellEnd"/>
           </w:p>
         </w:tc>
       </w:tr>
@@ -6006,14 +4482,12 @@
                 <w:lang w:val="tr-TR"/>
               </w:rPr>
             </w:pPr>
-            <w:proofErr w:type="spellStart"/>
             <w:r>
               <w:rPr>
                 <w:lang w:val="tr-TR"/>
               </w:rPr>
               <w:t>PageManagerTest</w:t>
             </w:r>
-            <w:proofErr w:type="spellEnd"/>
           </w:p>
         </w:tc>
         <w:tc>
@@ -6061,19 +4535,11 @@
           <w:lang w:val="tr-TR"/>
         </w:rPr>
       </w:pPr>
-      <w:proofErr w:type="spellStart"/>
-      <w:r>
-        <w:rPr>
-          <w:lang w:val="tr-TR"/>
-        </w:rPr>
-        <w:t>Record</w:t>
-      </w:r>
-      <w:proofErr w:type="spellEnd"/>
-      <w:r>
-        <w:rPr>
-          <w:lang w:val="tr-TR"/>
-        </w:rPr>
-        <w:t xml:space="preserve"> oluşturma </w:t>
+      <w:r>
+        <w:rPr>
+          <w:lang w:val="tr-TR"/>
+        </w:rPr>
+        <w:t xml:space="preserve">Record oluşturma </w:t>
       </w:r>
     </w:p>
     <w:p>
@@ -6086,19 +4552,11 @@
           <w:lang w:val="tr-TR"/>
         </w:rPr>
       </w:pPr>
-      <w:proofErr w:type="spellStart"/>
-      <w:r>
-        <w:rPr>
-          <w:lang w:val="tr-TR"/>
-        </w:rPr>
-        <w:t>Record</w:t>
-      </w:r>
-      <w:proofErr w:type="spellEnd"/>
-      <w:r>
-        <w:rPr>
-          <w:lang w:val="tr-TR"/>
-        </w:rPr>
-        <w:t xml:space="preserve"> okuma </w:t>
+      <w:r>
+        <w:rPr>
+          <w:lang w:val="tr-TR"/>
+        </w:rPr>
+        <w:t xml:space="preserve">Record okuma </w:t>
       </w:r>
     </w:p>
     <w:p>
@@ -6111,19 +4569,11 @@
           <w:lang w:val="tr-TR"/>
         </w:rPr>
       </w:pPr>
-      <w:proofErr w:type="spellStart"/>
-      <w:r>
-        <w:rPr>
-          <w:lang w:val="tr-TR"/>
-        </w:rPr>
-        <w:t>Record</w:t>
-      </w:r>
-      <w:proofErr w:type="spellEnd"/>
-      <w:r>
-        <w:rPr>
-          <w:lang w:val="tr-TR"/>
-        </w:rPr>
-        <w:t xml:space="preserve"> güncelleme </w:t>
+      <w:r>
+        <w:rPr>
+          <w:lang w:val="tr-TR"/>
+        </w:rPr>
+        <w:t xml:space="preserve">Record güncelleme </w:t>
       </w:r>
     </w:p>
     <w:p>
@@ -6259,19 +4709,11 @@
           <w:lang w:val="tr-TR"/>
         </w:rPr>
       </w:pPr>
-      <w:proofErr w:type="spellStart"/>
-      <w:r>
-        <w:rPr>
-          <w:lang w:val="tr-TR"/>
-        </w:rPr>
-        <w:t>Row</w:t>
-      </w:r>
-      <w:proofErr w:type="spellEnd"/>
-      <w:r>
-        <w:rPr>
-          <w:lang w:val="tr-TR"/>
-        </w:rPr>
-        <w:t xml:space="preserve"> nesnelerini fiziksel kayıtlara dönüştürebilmektedir. </w:t>
+      <w:r>
+        <w:rPr>
+          <w:lang w:val="tr-TR"/>
+        </w:rPr>
+        <w:t xml:space="preserve">Row nesnelerini fiziksel kayıtlara dönüştürebilmektedir. </w:t>
       </w:r>
     </w:p>
     <w:p>
@@ -6352,21 +4794,7 @@
         <w:rPr>
           <w:lang w:val="tr-TR"/>
         </w:rPr>
-        <w:t xml:space="preserve">Bu mimari, </w:t>
-      </w:r>
-      <w:proofErr w:type="spellStart"/>
-      <w:r>
-        <w:rPr>
-          <w:lang w:val="tr-TR"/>
-        </w:rPr>
-        <w:t>YEKDB'nin</w:t>
-      </w:r>
-      <w:proofErr w:type="spellEnd"/>
-      <w:r>
-        <w:rPr>
-          <w:lang w:val="tr-TR"/>
-        </w:rPr>
-        <w:t xml:space="preserve"> sonraki sprintlerinde geliştirilecek </w:t>
+        <w:t xml:space="preserve">Bu mimari, YEKDB'nin sonraki sprintlerinde geliştirilecek </w:t>
       </w:r>
       <w:r>
         <w:rPr>
@@ -6388,42 +4816,22 @@
           <w:bCs/>
           <w:lang w:val="tr-TR"/>
         </w:rPr>
-        <w:t xml:space="preserve">B+ </w:t>
-      </w:r>
-      <w:proofErr w:type="spellStart"/>
+        <w:t>B+ Tree</w:t>
+      </w:r>
+      <w:r>
+        <w:rPr>
+          <w:lang w:val="tr-TR"/>
+        </w:rPr>
+        <w:t xml:space="preserve">, </w:t>
+      </w:r>
       <w:r>
         <w:rPr>
           <w:b/>
           <w:bCs/>
           <w:lang w:val="tr-TR"/>
         </w:rPr>
-        <w:t>Tree</w:t>
-      </w:r>
-      <w:proofErr w:type="spellEnd"/>
-      <w:r>
-        <w:rPr>
-          <w:lang w:val="tr-TR"/>
-        </w:rPr>
-        <w:t xml:space="preserve">, </w:t>
-      </w:r>
-      <w:r>
-        <w:rPr>
-          <w:b/>
-          <w:bCs/>
-          <w:lang w:val="tr-TR"/>
-        </w:rPr>
-        <w:t xml:space="preserve">SQL </w:t>
-      </w:r>
-      <w:proofErr w:type="spellStart"/>
-      <w:r>
-        <w:rPr>
-          <w:b/>
-          <w:bCs/>
-          <w:lang w:val="tr-TR"/>
-        </w:rPr>
-        <w:t>Parser</w:t>
-      </w:r>
-      <w:proofErr w:type="spellEnd"/>
+        <w:t>SQL Parser</w:t>
+      </w:r>
       <w:r>
         <w:rPr>
           <w:lang w:val="tr-TR"/>
@@ -9309,6 +7717,7 @@
   <w:style w:type="character" w:default="1" w:styleId="VarsaylanParagrafYazTipi">
     <w:name w:val="Default Paragraph Font"/>
     <w:uiPriority w:val="1"/>
+    <w:semiHidden/>
     <w:unhideWhenUsed/>
   </w:style>
   <w:style w:type="table" w:default="1" w:styleId="NormalTablo">
